--- a/public/templates/Informe_de_necessitats_ADO.docx
+++ b/public/templates/Informe_de_necessitats_ADO.docx
@@ -20,7 +20,7 @@
           <w:szCs w:val="20"/>
           <w:lang w:val="ca-ES"/>
         </w:rPr>
-        <w:t xml:space="preserve">Informe relatiu a la despesa realitzada pel procediment de contracte menor </w:t>
+        <w:t>Informe relatiu a la despesa realitzada pel procediment de contracte menor</w:t>
       </w:r>
       <w:r>
         <w:rPr>
@@ -31,8 +31,9 @@
           <w:szCs w:val="20"/>
           <w:lang w:val="ca-ES"/>
         </w:rPr>
-        <w:t>per l’òrgan de contractació</w:t>
-      </w:r>
+        <w:t xml:space="preserve"> </w:t>
+      </w:r>
+      <w:proofErr w:type="spellStart"/>
       <w:r>
         <w:rPr>
           <w:rFonts w:ascii="Open Sans Light" w:eastAsia="Open Sans Light" w:hAnsi="Open Sans Light" w:cs="Open Sans Light"/>
@@ -42,6 +43,40 @@
           <w:szCs w:val="20"/>
           <w:lang w:val="ca-ES"/>
         </w:rPr>
+        <w:t>express</w:t>
+      </w:r>
+      <w:proofErr w:type="spellEnd"/>
+      <w:r>
+        <w:rPr>
+          <w:rFonts w:ascii="Open Sans Light" w:eastAsia="Open Sans Light" w:hAnsi="Open Sans Light" w:cs="Open Sans Light"/>
+          <w:b/>
+          <w:bCs/>
+          <w:sz w:val="20"/>
+          <w:szCs w:val="20"/>
+          <w:lang w:val="ca-ES"/>
+        </w:rPr>
+        <w:t xml:space="preserve"> </w:t>
+      </w:r>
+      <w:r>
+        <w:rPr>
+          <w:rFonts w:ascii="Open Sans Light" w:eastAsia="Open Sans Light" w:hAnsi="Open Sans Light" w:cs="Open Sans Light"/>
+          <w:b/>
+          <w:bCs/>
+          <w:sz w:val="20"/>
+          <w:szCs w:val="20"/>
+          <w:lang w:val="ca-ES"/>
+        </w:rPr>
+        <w:t>per l’òrgan de contractació</w:t>
+      </w:r>
+      <w:r>
+        <w:rPr>
+          <w:rFonts w:ascii="Open Sans Light" w:eastAsia="Open Sans Light" w:hAnsi="Open Sans Light" w:cs="Open Sans Light"/>
+          <w:b/>
+          <w:bCs/>
+          <w:sz w:val="20"/>
+          <w:szCs w:val="20"/>
+          <w:lang w:val="ca-ES"/>
+        </w:rPr>
         <w:t xml:space="preserve"> </w:t>
       </w:r>
       <w:r>
@@ -187,7 +222,18 @@
           <w:szCs w:val="20"/>
           <w:lang w:val="ca-ES"/>
         </w:rPr>
-        <w:t>Europeu i del Consell 2014/23/UE i 2014/24/UE, de 26 de febrer de 2014, en endavant, LCSP,</w:t>
+        <w:t>Europeu i del Consell 2014/23/UE i 2014/24/UE, de 26 de febrer de 2014, en endava</w:t>
+      </w:r>
+      <w:bookmarkStart w:id="0" w:name="_GoBack"/>
+      <w:bookmarkEnd w:id="0"/>
+      <w:r>
+        <w:rPr>
+          <w:rFonts w:ascii="Open Sans Light" w:eastAsia="Open Sans Light" w:hAnsi="Open Sans Light" w:cs="Open Sans Light"/>
+          <w:sz w:val="20"/>
+          <w:szCs w:val="20"/>
+          <w:lang w:val="ca-ES"/>
+        </w:rPr>
+        <w:t>nt, LCSP,</w:t>
       </w:r>
     </w:p>
     <w:p>
@@ -2999,8 +3045,6 @@
           <w:szCs w:val="20"/>
         </w:rPr>
       </w:pPr>
-      <w:bookmarkStart w:id="0" w:name="_GoBack"/>
-      <w:bookmarkEnd w:id="0"/>
     </w:p>
     <w:sectPr>
       <w:pgSz w:w="11906" w:h="16838"/>
@@ -3874,12 +3918,14 @@
 </file>
 
 <file path=customXml/item1.xml><?xml version="1.0" encoding="utf-8"?>
-<?mso-contentType ?>
-<FormTemplates xmlns="http://schemas.microsoft.com/sharepoint/v3/contenttype/forms">
-  <Display>DocumentLibraryForm</Display>
-  <Edit>DocumentLibraryForm</Edit>
-  <New>DocumentLibraryForm</New>
-</FormTemplates>
+<p:properties xmlns:p="http://schemas.microsoft.com/office/2006/metadata/properties" xmlns:xsi="http://www.w3.org/2001/XMLSchema-instance" xmlns:pc="http://schemas.microsoft.com/office/infopath/2007/PartnerControls">
+  <documentManagement>
+    <TaxCatchAll xmlns="108d9c73-5d46-4471-9bd8-029f5de3680f" xsi:nil="true"/>
+    <lcf76f155ced4ddcb4097134ff3c332f xmlns="74cf42d7-5302-4f1c-a14a-4e00bba5b2a8">
+      <Terms xmlns="http://schemas.microsoft.com/office/infopath/2007/PartnerControls"/>
+    </lcf76f155ced4ddcb4097134ff3c332f>
+  </documentManagement>
+</p:properties>
 </file>
 
 <file path=customXml/item2.xml><?xml version="1.0" encoding="utf-8"?>
@@ -4112,14 +4158,12 @@
 </file>
 
 <file path=customXml/item3.xml><?xml version="1.0" encoding="utf-8"?>
-<p:properties xmlns:p="http://schemas.microsoft.com/office/2006/metadata/properties" xmlns:xsi="http://www.w3.org/2001/XMLSchema-instance" xmlns:pc="http://schemas.microsoft.com/office/infopath/2007/PartnerControls">
-  <documentManagement>
-    <TaxCatchAll xmlns="108d9c73-5d46-4471-9bd8-029f5de3680f" xsi:nil="true"/>
-    <lcf76f155ced4ddcb4097134ff3c332f xmlns="74cf42d7-5302-4f1c-a14a-4e00bba5b2a8">
-      <Terms xmlns="http://schemas.microsoft.com/office/infopath/2007/PartnerControls"/>
-    </lcf76f155ced4ddcb4097134ff3c332f>
-  </documentManagement>
-</p:properties>
+<?mso-contentType ?>
+<FormTemplates xmlns="http://schemas.microsoft.com/sharepoint/v3/contenttype/forms">
+  <Display>DocumentLibraryForm</Display>
+  <Edit>DocumentLibraryForm</Edit>
+  <New>DocumentLibraryForm</New>
+</FormTemplates>
 </file>
 
 <file path=customXml/item4.xml><?xml version="1.0" encoding="utf-8"?>
@@ -4127,9 +4171,12 @@
 </file>
 
 <file path=customXml/itemProps1.xml><?xml version="1.0" encoding="utf-8"?>
-<ds:datastoreItem xmlns:ds="http://schemas.openxmlformats.org/officeDocument/2006/customXml" ds:itemID="{150801C8-2C01-424E-BC6C-56C9B08C462E}">
+<ds:datastoreItem xmlns:ds="http://schemas.openxmlformats.org/officeDocument/2006/customXml" ds:itemID="{EF14DB54-CEC9-47B5-A13D-53C8A329E037}">
   <ds:schemaRefs>
-    <ds:schemaRef ds:uri="http://schemas.microsoft.com/sharepoint/v3/contenttype/forms"/>
+    <ds:schemaRef ds:uri="http://schemas.microsoft.com/office/2006/metadata/properties"/>
+    <ds:schemaRef ds:uri="http://schemas.microsoft.com/office/infopath/2007/PartnerControls"/>
+    <ds:schemaRef ds:uri="108d9c73-5d46-4471-9bd8-029f5de3680f"/>
+    <ds:schemaRef ds:uri="74cf42d7-5302-4f1c-a14a-4e00bba5b2a8"/>
   </ds:schemaRefs>
 </ds:datastoreItem>
 </file>
@@ -4154,18 +4201,15 @@
 </file>
 
 <file path=customXml/itemProps3.xml><?xml version="1.0" encoding="utf-8"?>
-<ds:datastoreItem xmlns:ds="http://schemas.openxmlformats.org/officeDocument/2006/customXml" ds:itemID="{EF14DB54-CEC9-47B5-A13D-53C8A329E037}">
+<ds:datastoreItem xmlns:ds="http://schemas.openxmlformats.org/officeDocument/2006/customXml" ds:itemID="{150801C8-2C01-424E-BC6C-56C9B08C462E}">
   <ds:schemaRefs>
-    <ds:schemaRef ds:uri="http://schemas.microsoft.com/office/2006/metadata/properties"/>
-    <ds:schemaRef ds:uri="http://schemas.microsoft.com/office/infopath/2007/PartnerControls"/>
-    <ds:schemaRef ds:uri="108d9c73-5d46-4471-9bd8-029f5de3680f"/>
-    <ds:schemaRef ds:uri="74cf42d7-5302-4f1c-a14a-4e00bba5b2a8"/>
+    <ds:schemaRef ds:uri="http://schemas.microsoft.com/sharepoint/v3/contenttype/forms"/>
   </ds:schemaRefs>
 </ds:datastoreItem>
 </file>
 
 <file path=customXml/itemProps4.xml><?xml version="1.0" encoding="utf-8"?>
-<ds:datastoreItem xmlns:ds="http://schemas.openxmlformats.org/officeDocument/2006/customXml" ds:itemID="{6BCECA3C-BDBE-4B5F-B928-BBD36FC1681B}">
+<ds:datastoreItem xmlns:ds="http://schemas.openxmlformats.org/officeDocument/2006/customXml" ds:itemID="{09F81EE7-FD6A-498B-B7E9-7C7635C7396D}">
   <ds:schemaRefs>
     <ds:schemaRef ds:uri="http://schemas.openxmlformats.org/officeDocument/2006/bibliography"/>
   </ds:schemaRefs>

--- a/public/templates/Informe_de_necessitats_ADO.docx
+++ b/public/templates/Informe_de_necessitats_ADO.docx
@@ -33,7 +33,6 @@
         </w:rPr>
         <w:t xml:space="preserve"> </w:t>
       </w:r>
-      <w:proofErr w:type="spellStart"/>
       <w:r>
         <w:rPr>
           <w:rFonts w:ascii="Open Sans Light" w:eastAsia="Open Sans Light" w:hAnsi="Open Sans Light" w:cs="Open Sans Light"/>
@@ -43,19 +42,7 @@
           <w:szCs w:val="20"/>
           <w:lang w:val="ca-ES"/>
         </w:rPr>
-        <w:t>express</w:t>
-      </w:r>
-      <w:proofErr w:type="spellEnd"/>
-      <w:r>
-        <w:rPr>
-          <w:rFonts w:ascii="Open Sans Light" w:eastAsia="Open Sans Light" w:hAnsi="Open Sans Light" w:cs="Open Sans Light"/>
-          <w:b/>
-          <w:bCs/>
-          <w:sz w:val="20"/>
-          <w:szCs w:val="20"/>
-          <w:lang w:val="ca-ES"/>
-        </w:rPr>
-        <w:t xml:space="preserve"> </w:t>
+        <w:t xml:space="preserve">inferior a 5.000€ (ADO) </w:t>
       </w:r>
       <w:r>
         <w:rPr>
@@ -222,18 +209,7 @@
           <w:szCs w:val="20"/>
           <w:lang w:val="ca-ES"/>
         </w:rPr>
-        <w:t>Europeu i del Consell 2014/23/UE i 2014/24/UE, de 26 de febrer de 2014, en endava</w:t>
-      </w:r>
-      <w:bookmarkStart w:id="0" w:name="_GoBack"/>
-      <w:bookmarkEnd w:id="0"/>
-      <w:r>
-        <w:rPr>
-          <w:rFonts w:ascii="Open Sans Light" w:eastAsia="Open Sans Light" w:hAnsi="Open Sans Light" w:cs="Open Sans Light"/>
-          <w:sz w:val="20"/>
-          <w:szCs w:val="20"/>
-          <w:lang w:val="ca-ES"/>
-        </w:rPr>
-        <w:t>nt, LCSP,</w:t>
+        <w:t>Europeu i del Consell 2014/23/UE i 2014/24/UE, de 26 de febrer de 2014, en endavant, LCSP,</w:t>
       </w:r>
     </w:p>
     <w:p>
@@ -899,6 +875,15 @@
                 <w:lang w:val="ca-ES"/>
               </w:rPr>
               <w:t xml:space="preserve"> Contracte menor</w:t>
+            </w:r>
+            <w:r>
+              <w:rPr>
+                <w:rFonts w:ascii="Open Sans Light" w:eastAsia="Open Sans Light" w:hAnsi="Open Sans Light" w:cs="Open Sans Light"/>
+                <w:sz w:val="20"/>
+                <w:szCs w:val="20"/>
+                <w:lang w:val="ca-ES"/>
+              </w:rPr>
+              <w:t xml:space="preserve"> (ADO)</w:t>
             </w:r>
           </w:p>
         </w:tc>
@@ -2418,17 +2403,871 @@
           <w:rFonts w:ascii="Open Sans Light" w:eastAsia="Open Sans Light" w:hAnsi="Open Sans Light" w:cs="Open Sans Light"/>
           <w:sz w:val="20"/>
           <w:szCs w:val="20"/>
-          <w:lang w:val="ca-ES"/>
         </w:rPr>
       </w:pPr>
-      <w:r>
-        <w:rPr>
-          <w:rFonts w:ascii="Open Sans Light" w:eastAsia="Open Sans Light" w:hAnsi="Open Sans Light" w:cs="Open Sans Light"/>
-          <w:sz w:val="20"/>
-          <w:szCs w:val="20"/>
-          <w:lang w:val="ca-ES"/>
-        </w:rPr>
-        <w:t>Aquest contracte es qualifica de menor, d'acord amb l'article 118 de la LCSP, en relació a l'article</w:t>
+      <w:proofErr w:type="spellStart"/>
+      <w:r>
+        <w:rPr>
+          <w:rFonts w:ascii="Open Sans Light" w:eastAsia="Open Sans Light" w:hAnsi="Open Sans Light" w:cs="Open Sans Light"/>
+          <w:sz w:val="20"/>
+          <w:szCs w:val="20"/>
+        </w:rPr>
+        <w:t>Aquest</w:t>
+      </w:r>
+      <w:proofErr w:type="spellEnd"/>
+      <w:r>
+        <w:rPr>
+          <w:rFonts w:ascii="Open Sans Light" w:eastAsia="Open Sans Light" w:hAnsi="Open Sans Light" w:cs="Open Sans Light"/>
+          <w:sz w:val="20"/>
+          <w:szCs w:val="20"/>
+        </w:rPr>
+        <w:t xml:space="preserve"> contracte es </w:t>
+      </w:r>
+      <w:proofErr w:type="spellStart"/>
+      <w:r>
+        <w:rPr>
+          <w:rFonts w:ascii="Open Sans Light" w:eastAsia="Open Sans Light" w:hAnsi="Open Sans Light" w:cs="Open Sans Light"/>
+          <w:sz w:val="20"/>
+          <w:szCs w:val="20"/>
+        </w:rPr>
+        <w:t>qualifica</w:t>
+      </w:r>
+      <w:proofErr w:type="spellEnd"/>
+      <w:r>
+        <w:rPr>
+          <w:rFonts w:ascii="Open Sans Light" w:eastAsia="Open Sans Light" w:hAnsi="Open Sans Light" w:cs="Open Sans Light"/>
+          <w:sz w:val="20"/>
+          <w:szCs w:val="20"/>
+        </w:rPr>
+        <w:t xml:space="preserve"> de menor, </w:t>
+      </w:r>
+      <w:proofErr w:type="spellStart"/>
+      <w:r>
+        <w:rPr>
+          <w:rFonts w:ascii="Open Sans Light" w:eastAsia="Open Sans Light" w:hAnsi="Open Sans Light" w:cs="Open Sans Light"/>
+          <w:sz w:val="20"/>
+          <w:szCs w:val="20"/>
+        </w:rPr>
+        <w:t>d'acord</w:t>
+      </w:r>
+      <w:proofErr w:type="spellEnd"/>
+      <w:r>
+        <w:rPr>
+          <w:rFonts w:ascii="Open Sans Light" w:eastAsia="Open Sans Light" w:hAnsi="Open Sans Light" w:cs="Open Sans Light"/>
+          <w:sz w:val="20"/>
+          <w:szCs w:val="20"/>
+        </w:rPr>
+        <w:t xml:space="preserve"> </w:t>
+      </w:r>
+      <w:proofErr w:type="spellStart"/>
+      <w:r>
+        <w:rPr>
+          <w:rFonts w:ascii="Open Sans Light" w:eastAsia="Open Sans Light" w:hAnsi="Open Sans Light" w:cs="Open Sans Light"/>
+          <w:sz w:val="20"/>
+          <w:szCs w:val="20"/>
+        </w:rPr>
+        <w:t>amb</w:t>
+      </w:r>
+      <w:proofErr w:type="spellEnd"/>
+      <w:r>
+        <w:rPr>
+          <w:rFonts w:ascii="Open Sans Light" w:eastAsia="Open Sans Light" w:hAnsi="Open Sans Light" w:cs="Open Sans Light"/>
+          <w:sz w:val="20"/>
+          <w:szCs w:val="20"/>
+        </w:rPr>
+        <w:t xml:space="preserve"> </w:t>
+      </w:r>
+      <w:proofErr w:type="spellStart"/>
+      <w:r>
+        <w:rPr>
+          <w:rFonts w:ascii="Open Sans Light" w:eastAsia="Open Sans Light" w:hAnsi="Open Sans Light" w:cs="Open Sans Light"/>
+          <w:sz w:val="20"/>
+          <w:szCs w:val="20"/>
+        </w:rPr>
+        <w:t>l'article</w:t>
+      </w:r>
+      <w:proofErr w:type="spellEnd"/>
+      <w:r>
+        <w:rPr>
+          <w:rFonts w:ascii="Open Sans Light" w:eastAsia="Open Sans Light" w:hAnsi="Open Sans Light" w:cs="Open Sans Light"/>
+          <w:sz w:val="20"/>
+          <w:szCs w:val="20"/>
+        </w:rPr>
+        <w:t xml:space="preserve"> 118 de la LCSP, en </w:t>
+      </w:r>
+      <w:proofErr w:type="spellStart"/>
+      <w:r>
+        <w:rPr>
+          <w:rFonts w:ascii="Open Sans Light" w:eastAsia="Open Sans Light" w:hAnsi="Open Sans Light" w:cs="Open Sans Light"/>
+          <w:sz w:val="20"/>
+          <w:szCs w:val="20"/>
+        </w:rPr>
+        <w:t>relació</w:t>
+      </w:r>
+      <w:proofErr w:type="spellEnd"/>
+      <w:r>
+        <w:rPr>
+          <w:rFonts w:ascii="Open Sans Light" w:eastAsia="Open Sans Light" w:hAnsi="Open Sans Light" w:cs="Open Sans Light"/>
+          <w:sz w:val="20"/>
+          <w:szCs w:val="20"/>
+        </w:rPr>
+        <w:t xml:space="preserve"> a </w:t>
+      </w:r>
+      <w:proofErr w:type="spellStart"/>
+      <w:r>
+        <w:rPr>
+          <w:rFonts w:ascii="Open Sans Light" w:eastAsia="Open Sans Light" w:hAnsi="Open Sans Light" w:cs="Open Sans Light"/>
+          <w:sz w:val="20"/>
+          <w:szCs w:val="20"/>
+        </w:rPr>
+        <w:t>l'article</w:t>
+      </w:r>
+      <w:proofErr w:type="spellEnd"/>
+      <w:r>
+        <w:rPr>
+          <w:rFonts w:ascii="Open Sans Light" w:eastAsia="Open Sans Light" w:hAnsi="Open Sans Light" w:cs="Open Sans Light"/>
+          <w:sz w:val="20"/>
+          <w:szCs w:val="20"/>
+        </w:rPr>
+        <w:t xml:space="preserve"> 131.3 de la LCSP, </w:t>
+      </w:r>
+      <w:proofErr w:type="spellStart"/>
+      <w:r>
+        <w:rPr>
+          <w:rFonts w:ascii="Open Sans Light" w:eastAsia="Open Sans Light" w:hAnsi="Open Sans Light" w:cs="Open Sans Light"/>
+          <w:sz w:val="20"/>
+          <w:szCs w:val="20"/>
+        </w:rPr>
+        <w:t>perquè</w:t>
+      </w:r>
+      <w:proofErr w:type="spellEnd"/>
+      <w:r>
+        <w:rPr>
+          <w:rFonts w:ascii="Open Sans Light" w:eastAsia="Open Sans Light" w:hAnsi="Open Sans Light" w:cs="Open Sans Light"/>
+          <w:sz w:val="20"/>
+          <w:szCs w:val="20"/>
+        </w:rPr>
+        <w:t xml:space="preserve"> es </w:t>
+      </w:r>
+      <w:proofErr w:type="spellStart"/>
+      <w:r>
+        <w:rPr>
+          <w:rFonts w:ascii="Open Sans Light" w:eastAsia="Open Sans Light" w:hAnsi="Open Sans Light" w:cs="Open Sans Light"/>
+          <w:sz w:val="20"/>
+          <w:szCs w:val="20"/>
+        </w:rPr>
+        <w:t>tracta</w:t>
+      </w:r>
+      <w:proofErr w:type="spellEnd"/>
+      <w:r>
+        <w:rPr>
+          <w:rFonts w:ascii="Open Sans Light" w:eastAsia="Open Sans Light" w:hAnsi="Open Sans Light" w:cs="Open Sans Light"/>
+          <w:sz w:val="20"/>
+          <w:szCs w:val="20"/>
+        </w:rPr>
+        <w:t xml:space="preserve"> </w:t>
+      </w:r>
+      <w:proofErr w:type="spellStart"/>
+      <w:r>
+        <w:rPr>
+          <w:rFonts w:ascii="Open Sans Light" w:eastAsia="Open Sans Light" w:hAnsi="Open Sans Light" w:cs="Open Sans Light"/>
+          <w:sz w:val="20"/>
+          <w:szCs w:val="20"/>
+        </w:rPr>
+        <w:t>d’una</w:t>
+      </w:r>
+      <w:proofErr w:type="spellEnd"/>
+      <w:r>
+        <w:rPr>
+          <w:rFonts w:ascii="Open Sans Light" w:eastAsia="Open Sans Light" w:hAnsi="Open Sans Light" w:cs="Open Sans Light"/>
+          <w:sz w:val="20"/>
+          <w:szCs w:val="20"/>
+        </w:rPr>
+        <w:t xml:space="preserve"> </w:t>
+      </w:r>
+      <w:proofErr w:type="spellStart"/>
+      <w:r>
+        <w:rPr>
+          <w:rFonts w:ascii="Open Sans Light" w:eastAsia="Open Sans Light" w:hAnsi="Open Sans Light" w:cs="Open Sans Light"/>
+          <w:sz w:val="20"/>
+          <w:szCs w:val="20"/>
+        </w:rPr>
+        <w:t>prestació</w:t>
+      </w:r>
+      <w:proofErr w:type="spellEnd"/>
+      <w:r>
+        <w:rPr>
+          <w:rFonts w:ascii="Open Sans Light" w:eastAsia="Open Sans Light" w:hAnsi="Open Sans Light" w:cs="Open Sans Light"/>
+          <w:sz w:val="20"/>
+          <w:szCs w:val="20"/>
+        </w:rPr>
+        <w:t xml:space="preserve"> puntual o </w:t>
+      </w:r>
+      <w:proofErr w:type="spellStart"/>
+      <w:r>
+        <w:rPr>
+          <w:rFonts w:ascii="Open Sans Light" w:eastAsia="Open Sans Light" w:hAnsi="Open Sans Light" w:cs="Open Sans Light"/>
+          <w:sz w:val="20"/>
+          <w:szCs w:val="20"/>
+        </w:rPr>
+        <w:t>prestació</w:t>
+      </w:r>
+      <w:proofErr w:type="spellEnd"/>
+      <w:r>
+        <w:rPr>
+          <w:rFonts w:ascii="Open Sans Light" w:eastAsia="Open Sans Light" w:hAnsi="Open Sans Light" w:cs="Open Sans Light"/>
+          <w:sz w:val="20"/>
+          <w:szCs w:val="20"/>
+        </w:rPr>
+        <w:t xml:space="preserve"> </w:t>
+      </w:r>
+      <w:proofErr w:type="spellStart"/>
+      <w:r>
+        <w:rPr>
+          <w:rFonts w:ascii="Open Sans Light" w:eastAsia="Open Sans Light" w:hAnsi="Open Sans Light" w:cs="Open Sans Light"/>
+          <w:sz w:val="20"/>
+          <w:szCs w:val="20"/>
+        </w:rPr>
+        <w:t>recurrent</w:t>
+      </w:r>
+      <w:proofErr w:type="spellEnd"/>
+      <w:r>
+        <w:rPr>
+          <w:rFonts w:ascii="Open Sans Light" w:eastAsia="Open Sans Light" w:hAnsi="Open Sans Light" w:cs="Open Sans Light"/>
+          <w:sz w:val="20"/>
+          <w:szCs w:val="20"/>
+        </w:rPr>
+        <w:t xml:space="preserve">, el valor </w:t>
+      </w:r>
+      <w:proofErr w:type="spellStart"/>
+      <w:r>
+        <w:rPr>
+          <w:rFonts w:ascii="Open Sans Light" w:eastAsia="Open Sans Light" w:hAnsi="Open Sans Light" w:cs="Open Sans Light"/>
+          <w:sz w:val="20"/>
+          <w:szCs w:val="20"/>
+        </w:rPr>
+        <w:t>estimat</w:t>
+      </w:r>
+      <w:proofErr w:type="spellEnd"/>
+      <w:r>
+        <w:rPr>
+          <w:rFonts w:ascii="Open Sans Light" w:eastAsia="Open Sans Light" w:hAnsi="Open Sans Light" w:cs="Open Sans Light"/>
+          <w:sz w:val="20"/>
+          <w:szCs w:val="20"/>
+        </w:rPr>
+        <w:t xml:space="preserve"> de la </w:t>
+      </w:r>
+      <w:proofErr w:type="spellStart"/>
+      <w:r>
+        <w:rPr>
+          <w:rFonts w:ascii="Open Sans Light" w:eastAsia="Open Sans Light" w:hAnsi="Open Sans Light" w:cs="Open Sans Light"/>
+          <w:sz w:val="20"/>
+          <w:szCs w:val="20"/>
+        </w:rPr>
+        <w:t>qual</w:t>
+      </w:r>
+      <w:proofErr w:type="spellEnd"/>
+      <w:r>
+        <w:rPr>
+          <w:rFonts w:ascii="Open Sans Light" w:eastAsia="Open Sans Light" w:hAnsi="Open Sans Light" w:cs="Open Sans Light"/>
+          <w:sz w:val="20"/>
+          <w:szCs w:val="20"/>
+        </w:rPr>
+        <w:t xml:space="preserve"> no supera </w:t>
+      </w:r>
+      <w:proofErr w:type="spellStart"/>
+      <w:r>
+        <w:rPr>
+          <w:rFonts w:ascii="Open Sans Light" w:eastAsia="Open Sans Light" w:hAnsi="Open Sans Light" w:cs="Open Sans Light"/>
+          <w:sz w:val="20"/>
+          <w:szCs w:val="20"/>
+        </w:rPr>
+        <w:t>l’import</w:t>
+      </w:r>
+      <w:proofErr w:type="spellEnd"/>
+      <w:r>
+        <w:rPr>
+          <w:rFonts w:ascii="Open Sans Light" w:eastAsia="Open Sans Light" w:hAnsi="Open Sans Light" w:cs="Open Sans Light"/>
+          <w:sz w:val="20"/>
+          <w:szCs w:val="20"/>
+        </w:rPr>
+        <w:t xml:space="preserve"> de 15.000 € en un </w:t>
+      </w:r>
+      <w:proofErr w:type="spellStart"/>
+      <w:r>
+        <w:rPr>
+          <w:rFonts w:ascii="Open Sans Light" w:eastAsia="Open Sans Light" w:hAnsi="Open Sans Light" w:cs="Open Sans Light"/>
+          <w:sz w:val="20"/>
+          <w:szCs w:val="20"/>
+        </w:rPr>
+        <w:t>termini</w:t>
+      </w:r>
+      <w:proofErr w:type="spellEnd"/>
+      <w:r>
+        <w:rPr>
+          <w:rFonts w:ascii="Open Sans Light" w:eastAsia="Open Sans Light" w:hAnsi="Open Sans Light" w:cs="Open Sans Light"/>
+          <w:sz w:val="20"/>
+          <w:szCs w:val="20"/>
+        </w:rPr>
+        <w:t xml:space="preserve"> </w:t>
+      </w:r>
+      <w:proofErr w:type="spellStart"/>
+      <w:r>
+        <w:rPr>
+          <w:rFonts w:ascii="Open Sans Light" w:eastAsia="Open Sans Light" w:hAnsi="Open Sans Light" w:cs="Open Sans Light"/>
+          <w:sz w:val="20"/>
+          <w:szCs w:val="20"/>
+        </w:rPr>
+        <w:t>màxim</w:t>
+      </w:r>
+      <w:proofErr w:type="spellEnd"/>
+      <w:r>
+        <w:rPr>
+          <w:rFonts w:ascii="Open Sans Light" w:eastAsia="Open Sans Light" w:hAnsi="Open Sans Light" w:cs="Open Sans Light"/>
+          <w:sz w:val="20"/>
+          <w:szCs w:val="20"/>
+        </w:rPr>
+        <w:t xml:space="preserve"> de 5 </w:t>
+      </w:r>
+      <w:proofErr w:type="spellStart"/>
+      <w:r>
+        <w:rPr>
+          <w:rFonts w:ascii="Open Sans Light" w:eastAsia="Open Sans Light" w:hAnsi="Open Sans Light" w:cs="Open Sans Light"/>
+          <w:sz w:val="20"/>
+          <w:szCs w:val="20"/>
+        </w:rPr>
+        <w:t>anualitats</w:t>
+      </w:r>
+      <w:proofErr w:type="spellEnd"/>
+      <w:r>
+        <w:rPr>
+          <w:rFonts w:ascii="Open Sans Light" w:eastAsia="Open Sans Light" w:hAnsi="Open Sans Light" w:cs="Open Sans Light"/>
+          <w:sz w:val="20"/>
+          <w:szCs w:val="20"/>
+        </w:rPr>
+        <w:t xml:space="preserve">. </w:t>
+      </w:r>
+      <w:proofErr w:type="spellStart"/>
+      <w:r>
+        <w:rPr>
+          <w:rFonts w:ascii="Open Sans Light" w:eastAsia="Open Sans Light" w:hAnsi="Open Sans Light" w:cs="Open Sans Light"/>
+          <w:sz w:val="20"/>
+          <w:szCs w:val="20"/>
+        </w:rPr>
+        <w:t>D'acord</w:t>
+      </w:r>
+      <w:proofErr w:type="spellEnd"/>
+      <w:r>
+        <w:rPr>
+          <w:rFonts w:ascii="Open Sans Light" w:eastAsia="Open Sans Light" w:hAnsi="Open Sans Light" w:cs="Open Sans Light"/>
+          <w:sz w:val="20"/>
+          <w:szCs w:val="20"/>
+        </w:rPr>
+        <w:t xml:space="preserve"> </w:t>
+      </w:r>
+      <w:proofErr w:type="spellStart"/>
+      <w:r>
+        <w:rPr>
+          <w:rFonts w:ascii="Open Sans Light" w:eastAsia="Open Sans Light" w:hAnsi="Open Sans Light" w:cs="Open Sans Light"/>
+          <w:sz w:val="20"/>
+          <w:szCs w:val="20"/>
+        </w:rPr>
+        <w:t>amb</w:t>
+      </w:r>
+      <w:proofErr w:type="spellEnd"/>
+      <w:r>
+        <w:rPr>
+          <w:rFonts w:ascii="Open Sans Light" w:eastAsia="Open Sans Light" w:hAnsi="Open Sans Light" w:cs="Open Sans Light"/>
+          <w:sz w:val="20"/>
+          <w:szCs w:val="20"/>
+        </w:rPr>
+        <w:t xml:space="preserve"> </w:t>
+      </w:r>
+      <w:proofErr w:type="spellStart"/>
+      <w:r>
+        <w:rPr>
+          <w:rFonts w:ascii="Open Sans Light" w:eastAsia="Open Sans Light" w:hAnsi="Open Sans Light" w:cs="Open Sans Light"/>
+          <w:sz w:val="20"/>
+          <w:szCs w:val="20"/>
+        </w:rPr>
+        <w:t>allò</w:t>
+      </w:r>
+      <w:proofErr w:type="spellEnd"/>
+      <w:r>
+        <w:rPr>
+          <w:rFonts w:ascii="Open Sans Light" w:eastAsia="Open Sans Light" w:hAnsi="Open Sans Light" w:cs="Open Sans Light"/>
+          <w:sz w:val="20"/>
+          <w:szCs w:val="20"/>
+        </w:rPr>
+        <w:t xml:space="preserve"> que </w:t>
+      </w:r>
+      <w:proofErr w:type="spellStart"/>
+      <w:r>
+        <w:rPr>
+          <w:rFonts w:ascii="Open Sans Light" w:eastAsia="Open Sans Light" w:hAnsi="Open Sans Light" w:cs="Open Sans Light"/>
+          <w:sz w:val="20"/>
+          <w:szCs w:val="20"/>
+        </w:rPr>
+        <w:t>estableix</w:t>
+      </w:r>
+      <w:proofErr w:type="spellEnd"/>
+      <w:r>
+        <w:rPr>
+          <w:rFonts w:ascii="Open Sans Light" w:eastAsia="Open Sans Light" w:hAnsi="Open Sans Light" w:cs="Open Sans Light"/>
+          <w:sz w:val="20"/>
+          <w:szCs w:val="20"/>
+        </w:rPr>
+        <w:t xml:space="preserve"> </w:t>
+      </w:r>
+      <w:proofErr w:type="spellStart"/>
+      <w:r>
+        <w:rPr>
+          <w:rFonts w:ascii="Open Sans Light" w:eastAsia="Open Sans Light" w:hAnsi="Open Sans Light" w:cs="Open Sans Light"/>
+          <w:sz w:val="20"/>
+          <w:szCs w:val="20"/>
+        </w:rPr>
+        <w:t>l'article</w:t>
+      </w:r>
+      <w:proofErr w:type="spellEnd"/>
+      <w:r>
+        <w:rPr>
+          <w:rFonts w:ascii="Open Sans Light" w:eastAsia="Open Sans Light" w:hAnsi="Open Sans Light" w:cs="Open Sans Light"/>
+          <w:sz w:val="20"/>
+          <w:szCs w:val="20"/>
+        </w:rPr>
+        <w:t xml:space="preserve"> 118 de la </w:t>
+      </w:r>
+      <w:proofErr w:type="spellStart"/>
+      <w:r>
+        <w:rPr>
+          <w:rFonts w:ascii="Open Sans Light" w:eastAsia="Open Sans Light" w:hAnsi="Open Sans Light" w:cs="Open Sans Light"/>
+          <w:sz w:val="20"/>
+          <w:szCs w:val="20"/>
+        </w:rPr>
+        <w:t>Llei</w:t>
+      </w:r>
+      <w:proofErr w:type="spellEnd"/>
+      <w:r>
+        <w:rPr>
+          <w:rFonts w:ascii="Open Sans Light" w:eastAsia="Open Sans Light" w:hAnsi="Open Sans Light" w:cs="Open Sans Light"/>
+          <w:sz w:val="20"/>
+          <w:szCs w:val="20"/>
+        </w:rPr>
+        <w:t xml:space="preserve"> 9/2017 de contractes del sector </w:t>
+      </w:r>
+      <w:proofErr w:type="spellStart"/>
+      <w:r>
+        <w:rPr>
+          <w:rFonts w:ascii="Open Sans Light" w:eastAsia="Open Sans Light" w:hAnsi="Open Sans Light" w:cs="Open Sans Light"/>
+          <w:sz w:val="20"/>
+          <w:szCs w:val="20"/>
+        </w:rPr>
+        <w:t>públic</w:t>
+      </w:r>
+      <w:proofErr w:type="spellEnd"/>
+      <w:r>
+        <w:rPr>
+          <w:rFonts w:ascii="Open Sans Light" w:eastAsia="Open Sans Light" w:hAnsi="Open Sans Light" w:cs="Open Sans Light"/>
+          <w:sz w:val="20"/>
+          <w:szCs w:val="20"/>
+        </w:rPr>
+        <w:t xml:space="preserve"> (LCSP), no </w:t>
+      </w:r>
+      <w:proofErr w:type="spellStart"/>
+      <w:r>
+        <w:rPr>
+          <w:rFonts w:ascii="Open Sans Light" w:eastAsia="Open Sans Light" w:hAnsi="Open Sans Light" w:cs="Open Sans Light"/>
+          <w:sz w:val="20"/>
+          <w:szCs w:val="20"/>
+        </w:rPr>
+        <w:t>s’està</w:t>
+      </w:r>
+      <w:proofErr w:type="spellEnd"/>
+      <w:r>
+        <w:rPr>
+          <w:rFonts w:ascii="Open Sans Light" w:eastAsia="Open Sans Light" w:hAnsi="Open Sans Light" w:cs="Open Sans Light"/>
+          <w:sz w:val="20"/>
+          <w:szCs w:val="20"/>
+        </w:rPr>
+        <w:t xml:space="preserve"> </w:t>
+      </w:r>
+      <w:proofErr w:type="spellStart"/>
+      <w:r>
+        <w:rPr>
+          <w:rFonts w:ascii="Open Sans Light" w:eastAsia="Open Sans Light" w:hAnsi="Open Sans Light" w:cs="Open Sans Light"/>
+          <w:sz w:val="20"/>
+          <w:szCs w:val="20"/>
+        </w:rPr>
+        <w:t>alterant</w:t>
+      </w:r>
+      <w:proofErr w:type="spellEnd"/>
+      <w:r>
+        <w:rPr>
+          <w:rFonts w:ascii="Open Sans Light" w:eastAsia="Open Sans Light" w:hAnsi="Open Sans Light" w:cs="Open Sans Light"/>
+          <w:sz w:val="20"/>
+          <w:szCs w:val="20"/>
+        </w:rPr>
+        <w:t xml:space="preserve"> </w:t>
+      </w:r>
+      <w:proofErr w:type="spellStart"/>
+      <w:r>
+        <w:rPr>
+          <w:rFonts w:ascii="Open Sans Light" w:eastAsia="Open Sans Light" w:hAnsi="Open Sans Light" w:cs="Open Sans Light"/>
+          <w:sz w:val="20"/>
+          <w:szCs w:val="20"/>
+        </w:rPr>
+        <w:t>l'objecte</w:t>
+      </w:r>
+      <w:proofErr w:type="spellEnd"/>
+      <w:r>
+        <w:rPr>
+          <w:rFonts w:ascii="Open Sans Light" w:eastAsia="Open Sans Light" w:hAnsi="Open Sans Light" w:cs="Open Sans Light"/>
+          <w:sz w:val="20"/>
+          <w:szCs w:val="20"/>
+        </w:rPr>
+        <w:t xml:space="preserve"> del contracte per evitar </w:t>
+      </w:r>
+      <w:proofErr w:type="spellStart"/>
+      <w:r>
+        <w:rPr>
+          <w:rFonts w:ascii="Open Sans Light" w:eastAsia="Open Sans Light" w:hAnsi="Open Sans Light" w:cs="Open Sans Light"/>
+          <w:sz w:val="20"/>
+          <w:szCs w:val="20"/>
+        </w:rPr>
+        <w:t>l'aplicació</w:t>
+      </w:r>
+      <w:proofErr w:type="spellEnd"/>
+      <w:r>
+        <w:rPr>
+          <w:rFonts w:ascii="Open Sans Light" w:eastAsia="Open Sans Light" w:hAnsi="Open Sans Light" w:cs="Open Sans Light"/>
+          <w:sz w:val="20"/>
+          <w:szCs w:val="20"/>
+        </w:rPr>
+        <w:t xml:space="preserve"> de les regles </w:t>
+      </w:r>
+      <w:proofErr w:type="spellStart"/>
+      <w:r>
+        <w:rPr>
+          <w:rFonts w:ascii="Open Sans Light" w:eastAsia="Open Sans Light" w:hAnsi="Open Sans Light" w:cs="Open Sans Light"/>
+          <w:sz w:val="20"/>
+          <w:szCs w:val="20"/>
+        </w:rPr>
+        <w:t>generals</w:t>
+      </w:r>
+      <w:proofErr w:type="spellEnd"/>
+      <w:r>
+        <w:rPr>
+          <w:rFonts w:ascii="Open Sans Light" w:eastAsia="Open Sans Light" w:hAnsi="Open Sans Light" w:cs="Open Sans Light"/>
+          <w:sz w:val="20"/>
+          <w:szCs w:val="20"/>
+        </w:rPr>
+        <w:t xml:space="preserve"> de </w:t>
+      </w:r>
+      <w:proofErr w:type="spellStart"/>
+      <w:r>
+        <w:rPr>
+          <w:rFonts w:ascii="Open Sans Light" w:eastAsia="Open Sans Light" w:hAnsi="Open Sans Light" w:cs="Open Sans Light"/>
+          <w:sz w:val="20"/>
+          <w:szCs w:val="20"/>
+        </w:rPr>
+        <w:t>contractació</w:t>
+      </w:r>
+      <w:proofErr w:type="spellEnd"/>
+      <w:r>
+        <w:rPr>
+          <w:rFonts w:ascii="Open Sans Light" w:eastAsia="Open Sans Light" w:hAnsi="Open Sans Light" w:cs="Open Sans Light"/>
+          <w:sz w:val="20"/>
+          <w:szCs w:val="20"/>
+        </w:rPr>
+        <w:t xml:space="preserve">. </w:t>
+      </w:r>
+      <w:proofErr w:type="spellStart"/>
+      <w:r>
+        <w:rPr>
+          <w:rFonts w:ascii="Open Sans Light" w:eastAsia="Open Sans Light" w:hAnsi="Open Sans Light" w:cs="Open Sans Light"/>
+          <w:sz w:val="20"/>
+          <w:szCs w:val="20"/>
+        </w:rPr>
+        <w:t>L’import</w:t>
+      </w:r>
+      <w:proofErr w:type="spellEnd"/>
+      <w:r>
+        <w:rPr>
+          <w:rFonts w:ascii="Open Sans Light" w:eastAsia="Open Sans Light" w:hAnsi="Open Sans Light" w:cs="Open Sans Light"/>
+          <w:sz w:val="20"/>
+          <w:szCs w:val="20"/>
+        </w:rPr>
+        <w:t xml:space="preserve"> del preu del contracte </w:t>
+      </w:r>
+      <w:proofErr w:type="spellStart"/>
+      <w:r>
+        <w:rPr>
+          <w:rFonts w:ascii="Open Sans Light" w:eastAsia="Open Sans Light" w:hAnsi="Open Sans Light" w:cs="Open Sans Light"/>
+          <w:sz w:val="20"/>
+          <w:szCs w:val="20"/>
+        </w:rPr>
+        <w:t>és</w:t>
+      </w:r>
+      <w:proofErr w:type="spellEnd"/>
+      <w:r>
+        <w:rPr>
+          <w:rFonts w:ascii="Open Sans Light" w:eastAsia="Open Sans Light" w:hAnsi="Open Sans Light" w:cs="Open Sans Light"/>
+          <w:sz w:val="20"/>
+          <w:szCs w:val="20"/>
+        </w:rPr>
+        <w:t xml:space="preserve"> </w:t>
+      </w:r>
+      <w:proofErr w:type="spellStart"/>
+      <w:r>
+        <w:rPr>
+          <w:rFonts w:ascii="Open Sans Light" w:eastAsia="Open Sans Light" w:hAnsi="Open Sans Light" w:cs="Open Sans Light"/>
+          <w:sz w:val="20"/>
+          <w:szCs w:val="20"/>
+        </w:rPr>
+        <w:t>suficient</w:t>
+      </w:r>
+      <w:proofErr w:type="spellEnd"/>
+      <w:r>
+        <w:rPr>
+          <w:rFonts w:ascii="Open Sans Light" w:eastAsia="Open Sans Light" w:hAnsi="Open Sans Light" w:cs="Open Sans Light"/>
+          <w:sz w:val="20"/>
+          <w:szCs w:val="20"/>
+        </w:rPr>
+        <w:t xml:space="preserve"> per </w:t>
+      </w:r>
+      <w:proofErr w:type="spellStart"/>
+      <w:r>
+        <w:rPr>
+          <w:rFonts w:ascii="Open Sans Light" w:eastAsia="Open Sans Light" w:hAnsi="Open Sans Light" w:cs="Open Sans Light"/>
+          <w:sz w:val="20"/>
+          <w:szCs w:val="20"/>
+        </w:rPr>
+        <w:t>fer</w:t>
+      </w:r>
+      <w:proofErr w:type="spellEnd"/>
+      <w:r>
+        <w:rPr>
+          <w:rFonts w:ascii="Open Sans Light" w:eastAsia="Open Sans Light" w:hAnsi="Open Sans Light" w:cs="Open Sans Light"/>
+          <w:sz w:val="20"/>
+          <w:szCs w:val="20"/>
+        </w:rPr>
+        <w:t xml:space="preserve"> </w:t>
+      </w:r>
+      <w:proofErr w:type="spellStart"/>
+      <w:r>
+        <w:rPr>
+          <w:rFonts w:ascii="Open Sans Light" w:eastAsia="Open Sans Light" w:hAnsi="Open Sans Light" w:cs="Open Sans Light"/>
+          <w:sz w:val="20"/>
+          <w:szCs w:val="20"/>
+        </w:rPr>
+        <w:t>front</w:t>
+      </w:r>
+      <w:proofErr w:type="spellEnd"/>
+      <w:r>
+        <w:rPr>
+          <w:rFonts w:ascii="Open Sans Light" w:eastAsia="Open Sans Light" w:hAnsi="Open Sans Light" w:cs="Open Sans Light"/>
+          <w:sz w:val="20"/>
+          <w:szCs w:val="20"/>
+        </w:rPr>
+        <w:t xml:space="preserve"> a les </w:t>
+      </w:r>
+      <w:proofErr w:type="spellStart"/>
+      <w:r>
+        <w:rPr>
+          <w:rFonts w:ascii="Open Sans Light" w:eastAsia="Open Sans Light" w:hAnsi="Open Sans Light" w:cs="Open Sans Light"/>
+          <w:sz w:val="20"/>
+          <w:szCs w:val="20"/>
+        </w:rPr>
+        <w:t>obligacions</w:t>
+      </w:r>
+      <w:proofErr w:type="spellEnd"/>
+      <w:r>
+        <w:rPr>
+          <w:rFonts w:ascii="Open Sans Light" w:eastAsia="Open Sans Light" w:hAnsi="Open Sans Light" w:cs="Open Sans Light"/>
+          <w:sz w:val="20"/>
+          <w:szCs w:val="20"/>
+        </w:rPr>
+        <w:t xml:space="preserve"> que </w:t>
+      </w:r>
+      <w:proofErr w:type="spellStart"/>
+      <w:r>
+        <w:rPr>
+          <w:rFonts w:ascii="Open Sans Light" w:eastAsia="Open Sans Light" w:hAnsi="Open Sans Light" w:cs="Open Sans Light"/>
+          <w:sz w:val="20"/>
+          <w:szCs w:val="20"/>
+        </w:rPr>
+        <w:t>puguin</w:t>
+      </w:r>
+      <w:proofErr w:type="spellEnd"/>
+      <w:r>
+        <w:rPr>
+          <w:rFonts w:ascii="Open Sans Light" w:eastAsia="Open Sans Light" w:hAnsi="Open Sans Light" w:cs="Open Sans Light"/>
+          <w:sz w:val="20"/>
+          <w:szCs w:val="20"/>
+        </w:rPr>
+        <w:t xml:space="preserve"> derivar per </w:t>
+      </w:r>
+      <w:proofErr w:type="spellStart"/>
+      <w:r>
+        <w:rPr>
+          <w:rFonts w:ascii="Open Sans Light" w:eastAsia="Open Sans Light" w:hAnsi="Open Sans Light" w:cs="Open Sans Light"/>
+          <w:sz w:val="20"/>
+          <w:szCs w:val="20"/>
+        </w:rPr>
+        <w:t>aquest</w:t>
+      </w:r>
+      <w:proofErr w:type="spellEnd"/>
+      <w:r>
+        <w:rPr>
+          <w:rFonts w:ascii="Open Sans Light" w:eastAsia="Open Sans Light" w:hAnsi="Open Sans Light" w:cs="Open Sans Light"/>
+          <w:sz w:val="20"/>
+          <w:szCs w:val="20"/>
+        </w:rPr>
+        <w:t xml:space="preserve"> </w:t>
+      </w:r>
+      <w:proofErr w:type="spellStart"/>
+      <w:r>
+        <w:rPr>
+          <w:rFonts w:ascii="Open Sans Light" w:eastAsia="Open Sans Light" w:hAnsi="Open Sans Light" w:cs="Open Sans Light"/>
+          <w:sz w:val="20"/>
+          <w:szCs w:val="20"/>
+        </w:rPr>
+        <w:t>objecte</w:t>
+      </w:r>
+      <w:proofErr w:type="spellEnd"/>
+      <w:r>
+        <w:rPr>
+          <w:rFonts w:ascii="Open Sans Light" w:eastAsia="Open Sans Light" w:hAnsi="Open Sans Light" w:cs="Open Sans Light"/>
+          <w:sz w:val="20"/>
+          <w:szCs w:val="20"/>
+        </w:rPr>
+        <w:t xml:space="preserve"> </w:t>
+      </w:r>
+      <w:proofErr w:type="spellStart"/>
+      <w:r>
+        <w:rPr>
+          <w:rFonts w:ascii="Open Sans Light" w:eastAsia="Open Sans Light" w:hAnsi="Open Sans Light" w:cs="Open Sans Light"/>
+          <w:sz w:val="20"/>
+          <w:szCs w:val="20"/>
+        </w:rPr>
+        <w:t>durant</w:t>
+      </w:r>
+      <w:proofErr w:type="spellEnd"/>
+      <w:r>
+        <w:rPr>
+          <w:rFonts w:ascii="Open Sans Light" w:eastAsia="Open Sans Light" w:hAnsi="Open Sans Light" w:cs="Open Sans Light"/>
+          <w:sz w:val="20"/>
+          <w:szCs w:val="20"/>
+        </w:rPr>
+        <w:t xml:space="preserve"> </w:t>
+      </w:r>
+      <w:proofErr w:type="spellStart"/>
+      <w:r>
+        <w:rPr>
+          <w:rFonts w:ascii="Open Sans Light" w:eastAsia="Open Sans Light" w:hAnsi="Open Sans Light" w:cs="Open Sans Light"/>
+          <w:sz w:val="20"/>
+          <w:szCs w:val="20"/>
+        </w:rPr>
+        <w:t>tot</w:t>
+      </w:r>
+      <w:proofErr w:type="spellEnd"/>
+      <w:r>
+        <w:rPr>
+          <w:rFonts w:ascii="Open Sans Light" w:eastAsia="Open Sans Light" w:hAnsi="Open Sans Light" w:cs="Open Sans Light"/>
+          <w:sz w:val="20"/>
+          <w:szCs w:val="20"/>
+        </w:rPr>
+        <w:t xml:space="preserve"> </w:t>
+      </w:r>
+      <w:proofErr w:type="spellStart"/>
+      <w:r>
+        <w:rPr>
+          <w:rFonts w:ascii="Open Sans Light" w:eastAsia="Open Sans Light" w:hAnsi="Open Sans Light" w:cs="Open Sans Light"/>
+          <w:sz w:val="20"/>
+          <w:szCs w:val="20"/>
+        </w:rPr>
+        <w:t>l’exercici</w:t>
+      </w:r>
+      <w:proofErr w:type="spellEnd"/>
+      <w:r>
+        <w:rPr>
+          <w:rFonts w:ascii="Open Sans Light" w:eastAsia="Open Sans Light" w:hAnsi="Open Sans Light" w:cs="Open Sans Light"/>
+          <w:sz w:val="20"/>
+          <w:szCs w:val="20"/>
+        </w:rPr>
+        <w:t xml:space="preserve"> </w:t>
+      </w:r>
+      <w:proofErr w:type="spellStart"/>
+      <w:r>
+        <w:rPr>
+          <w:rFonts w:ascii="Open Sans Light" w:eastAsia="Open Sans Light" w:hAnsi="Open Sans Light" w:cs="Open Sans Light"/>
+          <w:sz w:val="20"/>
+          <w:szCs w:val="20"/>
+        </w:rPr>
+        <w:t>pressupostari</w:t>
+      </w:r>
+      <w:proofErr w:type="spellEnd"/>
+      <w:r>
+        <w:rPr>
+          <w:rFonts w:ascii="Open Sans Light" w:eastAsia="Open Sans Light" w:hAnsi="Open Sans Light" w:cs="Open Sans Light"/>
+          <w:sz w:val="20"/>
+          <w:szCs w:val="20"/>
+        </w:rPr>
+        <w:t xml:space="preserve"> i, per </w:t>
+      </w:r>
+      <w:proofErr w:type="spellStart"/>
+      <w:r>
+        <w:rPr>
+          <w:rFonts w:ascii="Open Sans Light" w:eastAsia="Open Sans Light" w:hAnsi="Open Sans Light" w:cs="Open Sans Light"/>
+          <w:sz w:val="20"/>
+          <w:szCs w:val="20"/>
+        </w:rPr>
+        <w:t>tant</w:t>
+      </w:r>
+      <w:proofErr w:type="spellEnd"/>
+      <w:r>
+        <w:rPr>
+          <w:rFonts w:ascii="Open Sans Light" w:eastAsia="Open Sans Light" w:hAnsi="Open Sans Light" w:cs="Open Sans Light"/>
+          <w:sz w:val="20"/>
+          <w:szCs w:val="20"/>
+        </w:rPr>
+        <w:t xml:space="preserve">, no es </w:t>
+      </w:r>
+      <w:proofErr w:type="spellStart"/>
+      <w:r>
+        <w:rPr>
+          <w:rFonts w:ascii="Open Sans Light" w:eastAsia="Open Sans Light" w:hAnsi="Open Sans Light" w:cs="Open Sans Light"/>
+          <w:sz w:val="20"/>
+          <w:szCs w:val="20"/>
+        </w:rPr>
+        <w:t>produeix</w:t>
+      </w:r>
+      <w:proofErr w:type="spellEnd"/>
+      <w:r>
+        <w:rPr>
+          <w:rFonts w:ascii="Open Sans Light" w:eastAsia="Open Sans Light" w:hAnsi="Open Sans Light" w:cs="Open Sans Light"/>
+          <w:sz w:val="20"/>
+          <w:szCs w:val="20"/>
+        </w:rPr>
+        <w:t xml:space="preserve"> </w:t>
+      </w:r>
+      <w:proofErr w:type="spellStart"/>
+      <w:r>
+        <w:rPr>
+          <w:rFonts w:ascii="Open Sans Light" w:eastAsia="Open Sans Light" w:hAnsi="Open Sans Light" w:cs="Open Sans Light"/>
+          <w:sz w:val="20"/>
+          <w:szCs w:val="20"/>
+        </w:rPr>
+        <w:t>fraccionament</w:t>
+      </w:r>
+      <w:proofErr w:type="spellEnd"/>
+      <w:r>
+        <w:rPr>
+          <w:rFonts w:ascii="Open Sans Light" w:eastAsia="Open Sans Light" w:hAnsi="Open Sans Light" w:cs="Open Sans Light"/>
+          <w:sz w:val="20"/>
+          <w:szCs w:val="20"/>
+        </w:rPr>
+        <w:t>.</w:t>
       </w:r>
     </w:p>
     <w:p>
@@ -2439,18 +3278,10 @@
           <w:rFonts w:ascii="Open Sans Light" w:eastAsia="Open Sans Light" w:hAnsi="Open Sans Light" w:cs="Open Sans Light"/>
           <w:sz w:val="20"/>
           <w:szCs w:val="20"/>
-          <w:lang w:val="ca-ES"/>
         </w:rPr>
       </w:pPr>
-      <w:r>
-        <w:rPr>
-          <w:rFonts w:ascii="Open Sans Light" w:eastAsia="Open Sans Light" w:hAnsi="Open Sans Light" w:cs="Open Sans Light"/>
-          <w:sz w:val="20"/>
-          <w:szCs w:val="20"/>
-          <w:lang w:val="ca-ES"/>
-        </w:rPr>
-        <w:t>131.3 de la LCSP, perquè es tracta d’una prestació puntual o prestació recurrent, el valor</w:t>
-      </w:r>
+      <w:bookmarkStart w:id="0" w:name="_GoBack"/>
+      <w:bookmarkEnd w:id="0"/>
     </w:p>
     <w:p>
       <w:pPr>
@@ -2460,17 +3291,673 @@
           <w:rFonts w:ascii="Open Sans Light" w:eastAsia="Open Sans Light" w:hAnsi="Open Sans Light" w:cs="Open Sans Light"/>
           <w:sz w:val="20"/>
           <w:szCs w:val="20"/>
-          <w:lang w:val="ca-ES"/>
         </w:rPr>
       </w:pPr>
-      <w:r>
-        <w:rPr>
-          <w:rFonts w:ascii="Open Sans Light" w:eastAsia="Open Sans Light" w:hAnsi="Open Sans Light" w:cs="Open Sans Light"/>
-          <w:sz w:val="20"/>
-          <w:szCs w:val="20"/>
-          <w:lang w:val="ca-ES"/>
-        </w:rPr>
-        <w:t>estimat de la qual no supera l’import de 15.000 € en un termini màxim de 5 anualitats, d’acord</w:t>
+      <w:proofErr w:type="spellStart"/>
+      <w:r>
+        <w:rPr>
+          <w:rFonts w:ascii="Open Sans Light" w:eastAsia="Open Sans Light" w:hAnsi="Open Sans Light" w:cs="Open Sans Light"/>
+          <w:sz w:val="20"/>
+          <w:szCs w:val="20"/>
+        </w:rPr>
+        <w:t>Com</w:t>
+      </w:r>
+      <w:proofErr w:type="spellEnd"/>
+      <w:r>
+        <w:rPr>
+          <w:rFonts w:ascii="Open Sans Light" w:eastAsia="Open Sans Light" w:hAnsi="Open Sans Light" w:cs="Open Sans Light"/>
+          <w:sz w:val="20"/>
+          <w:szCs w:val="20"/>
+        </w:rPr>
+        <w:t xml:space="preserve"> que es </w:t>
+      </w:r>
+      <w:proofErr w:type="spellStart"/>
+      <w:r>
+        <w:rPr>
+          <w:rFonts w:ascii="Open Sans Light" w:eastAsia="Open Sans Light" w:hAnsi="Open Sans Light" w:cs="Open Sans Light"/>
+          <w:sz w:val="20"/>
+          <w:szCs w:val="20"/>
+        </w:rPr>
+        <w:t>tracta</w:t>
+      </w:r>
+      <w:proofErr w:type="spellEnd"/>
+      <w:r>
+        <w:rPr>
+          <w:rFonts w:ascii="Open Sans Light" w:eastAsia="Open Sans Light" w:hAnsi="Open Sans Light" w:cs="Open Sans Light"/>
+          <w:sz w:val="20"/>
+          <w:szCs w:val="20"/>
+        </w:rPr>
+        <w:t xml:space="preserve"> </w:t>
+      </w:r>
+      <w:proofErr w:type="spellStart"/>
+      <w:r>
+        <w:rPr>
+          <w:rFonts w:ascii="Open Sans Light" w:eastAsia="Open Sans Light" w:hAnsi="Open Sans Light" w:cs="Open Sans Light"/>
+          <w:sz w:val="20"/>
+          <w:szCs w:val="20"/>
+        </w:rPr>
+        <w:t>d'un</w:t>
+      </w:r>
+      <w:proofErr w:type="spellEnd"/>
+      <w:r>
+        <w:rPr>
+          <w:rFonts w:ascii="Open Sans Light" w:eastAsia="Open Sans Light" w:hAnsi="Open Sans Light" w:cs="Open Sans Light"/>
+          <w:sz w:val="20"/>
+          <w:szCs w:val="20"/>
+        </w:rPr>
+        <w:t xml:space="preserve"> contracte menor </w:t>
+      </w:r>
+      <w:proofErr w:type="spellStart"/>
+      <w:r>
+        <w:rPr>
+          <w:rFonts w:ascii="Open Sans Light" w:eastAsia="Open Sans Light" w:hAnsi="Open Sans Light" w:cs="Open Sans Light"/>
+          <w:sz w:val="20"/>
+          <w:szCs w:val="20"/>
+        </w:rPr>
+        <w:t>d'import</w:t>
+      </w:r>
+      <w:proofErr w:type="spellEnd"/>
+      <w:r>
+        <w:rPr>
+          <w:rFonts w:ascii="Open Sans Light" w:eastAsia="Open Sans Light" w:hAnsi="Open Sans Light" w:cs="Open Sans Light"/>
+          <w:sz w:val="20"/>
+          <w:szCs w:val="20"/>
+        </w:rPr>
+        <w:t xml:space="preserve"> inferior a 5.000 euros (IVA </w:t>
+      </w:r>
+      <w:proofErr w:type="spellStart"/>
+      <w:r>
+        <w:rPr>
+          <w:rFonts w:ascii="Open Sans Light" w:eastAsia="Open Sans Light" w:hAnsi="Open Sans Light" w:cs="Open Sans Light"/>
+          <w:sz w:val="20"/>
+          <w:szCs w:val="20"/>
+        </w:rPr>
+        <w:t>exclòs</w:t>
+      </w:r>
+      <w:proofErr w:type="spellEnd"/>
+      <w:r>
+        <w:rPr>
+          <w:rFonts w:ascii="Open Sans Light" w:eastAsia="Open Sans Light" w:hAnsi="Open Sans Light" w:cs="Open Sans Light"/>
+          <w:sz w:val="20"/>
+          <w:szCs w:val="20"/>
+        </w:rPr>
+        <w:t xml:space="preserve">) i ja es </w:t>
+      </w:r>
+      <w:proofErr w:type="spellStart"/>
+      <w:r>
+        <w:rPr>
+          <w:rFonts w:ascii="Open Sans Light" w:eastAsia="Open Sans Light" w:hAnsi="Open Sans Light" w:cs="Open Sans Light"/>
+          <w:sz w:val="20"/>
+          <w:szCs w:val="20"/>
+        </w:rPr>
+        <w:t>disposa</w:t>
+      </w:r>
+      <w:proofErr w:type="spellEnd"/>
+      <w:r>
+        <w:rPr>
+          <w:rFonts w:ascii="Open Sans Light" w:eastAsia="Open Sans Light" w:hAnsi="Open Sans Light" w:cs="Open Sans Light"/>
+          <w:sz w:val="20"/>
+          <w:szCs w:val="20"/>
+        </w:rPr>
+        <w:t xml:space="preserve"> de la factura, resulta </w:t>
+      </w:r>
+      <w:proofErr w:type="spellStart"/>
+      <w:r>
+        <w:rPr>
+          <w:rFonts w:ascii="Open Sans Light" w:eastAsia="Open Sans Light" w:hAnsi="Open Sans Light" w:cs="Open Sans Light"/>
+          <w:sz w:val="20"/>
+          <w:szCs w:val="20"/>
+        </w:rPr>
+        <w:t>d'aplicació</w:t>
+      </w:r>
+      <w:proofErr w:type="spellEnd"/>
+      <w:r>
+        <w:rPr>
+          <w:rFonts w:ascii="Open Sans Light" w:eastAsia="Open Sans Light" w:hAnsi="Open Sans Light" w:cs="Open Sans Light"/>
+          <w:sz w:val="20"/>
+          <w:szCs w:val="20"/>
+        </w:rPr>
+        <w:t xml:space="preserve"> </w:t>
+      </w:r>
+      <w:proofErr w:type="spellStart"/>
+      <w:r>
+        <w:rPr>
+          <w:rFonts w:ascii="Open Sans Light" w:eastAsia="Open Sans Light" w:hAnsi="Open Sans Light" w:cs="Open Sans Light"/>
+          <w:sz w:val="20"/>
+          <w:szCs w:val="20"/>
+        </w:rPr>
+        <w:t>l'exempció</w:t>
+      </w:r>
+      <w:proofErr w:type="spellEnd"/>
+      <w:r>
+        <w:rPr>
+          <w:rFonts w:ascii="Open Sans Light" w:eastAsia="Open Sans Light" w:hAnsi="Open Sans Light" w:cs="Open Sans Light"/>
+          <w:sz w:val="20"/>
+          <w:szCs w:val="20"/>
+        </w:rPr>
+        <w:t xml:space="preserve"> de </w:t>
+      </w:r>
+      <w:proofErr w:type="spellStart"/>
+      <w:r>
+        <w:rPr>
+          <w:rFonts w:ascii="Open Sans Light" w:eastAsia="Open Sans Light" w:hAnsi="Open Sans Light" w:cs="Open Sans Light"/>
+          <w:sz w:val="20"/>
+          <w:szCs w:val="20"/>
+        </w:rPr>
+        <w:t>fiscalització</w:t>
+      </w:r>
+      <w:proofErr w:type="spellEnd"/>
+      <w:r>
+        <w:rPr>
+          <w:rFonts w:ascii="Open Sans Light" w:eastAsia="Open Sans Light" w:hAnsi="Open Sans Light" w:cs="Open Sans Light"/>
+          <w:sz w:val="20"/>
+          <w:szCs w:val="20"/>
+        </w:rPr>
+        <w:t xml:space="preserve"> </w:t>
+      </w:r>
+      <w:proofErr w:type="spellStart"/>
+      <w:r>
+        <w:rPr>
+          <w:rFonts w:ascii="Open Sans Light" w:eastAsia="Open Sans Light" w:hAnsi="Open Sans Light" w:cs="Open Sans Light"/>
+          <w:sz w:val="20"/>
+          <w:szCs w:val="20"/>
+        </w:rPr>
+        <w:t>prèvia</w:t>
+      </w:r>
+      <w:proofErr w:type="spellEnd"/>
+      <w:r>
+        <w:rPr>
+          <w:rFonts w:ascii="Open Sans Light" w:eastAsia="Open Sans Light" w:hAnsi="Open Sans Light" w:cs="Open Sans Light"/>
+          <w:sz w:val="20"/>
+          <w:szCs w:val="20"/>
+        </w:rPr>
+        <w:t xml:space="preserve"> per a les fases </w:t>
+      </w:r>
+      <w:proofErr w:type="spellStart"/>
+      <w:r>
+        <w:rPr>
+          <w:rFonts w:ascii="Open Sans Light" w:eastAsia="Open Sans Light" w:hAnsi="Open Sans Light" w:cs="Open Sans Light"/>
+          <w:sz w:val="20"/>
+          <w:szCs w:val="20"/>
+        </w:rPr>
+        <w:t>d'autorització</w:t>
+      </w:r>
+      <w:proofErr w:type="spellEnd"/>
+      <w:r>
+        <w:rPr>
+          <w:rFonts w:ascii="Open Sans Light" w:eastAsia="Open Sans Light" w:hAnsi="Open Sans Light" w:cs="Open Sans Light"/>
+          <w:sz w:val="20"/>
+          <w:szCs w:val="20"/>
+        </w:rPr>
+        <w:t xml:space="preserve"> i </w:t>
+      </w:r>
+      <w:proofErr w:type="spellStart"/>
+      <w:r>
+        <w:rPr>
+          <w:rFonts w:ascii="Open Sans Light" w:eastAsia="Open Sans Light" w:hAnsi="Open Sans Light" w:cs="Open Sans Light"/>
+          <w:sz w:val="20"/>
+          <w:szCs w:val="20"/>
+        </w:rPr>
+        <w:t>disposició</w:t>
+      </w:r>
+      <w:proofErr w:type="spellEnd"/>
+      <w:r>
+        <w:rPr>
+          <w:rFonts w:ascii="Open Sans Light" w:eastAsia="Open Sans Light" w:hAnsi="Open Sans Light" w:cs="Open Sans Light"/>
+          <w:sz w:val="20"/>
+          <w:szCs w:val="20"/>
+        </w:rPr>
+        <w:t xml:space="preserve"> de la </w:t>
+      </w:r>
+      <w:proofErr w:type="spellStart"/>
+      <w:r>
+        <w:rPr>
+          <w:rFonts w:ascii="Open Sans Light" w:eastAsia="Open Sans Light" w:hAnsi="Open Sans Light" w:cs="Open Sans Light"/>
+          <w:sz w:val="20"/>
+          <w:szCs w:val="20"/>
+        </w:rPr>
+        <w:t>despesa</w:t>
+      </w:r>
+      <w:proofErr w:type="spellEnd"/>
+      <w:r>
+        <w:rPr>
+          <w:rFonts w:ascii="Open Sans Light" w:eastAsia="Open Sans Light" w:hAnsi="Open Sans Light" w:cs="Open Sans Light"/>
+          <w:sz w:val="20"/>
+          <w:szCs w:val="20"/>
+        </w:rPr>
+        <w:t xml:space="preserve">. </w:t>
+      </w:r>
+      <w:proofErr w:type="spellStart"/>
+      <w:r>
+        <w:rPr>
+          <w:rFonts w:ascii="Open Sans Light" w:eastAsia="Open Sans Light" w:hAnsi="Open Sans Light" w:cs="Open Sans Light"/>
+          <w:sz w:val="20"/>
+          <w:szCs w:val="20"/>
+        </w:rPr>
+        <w:t>Segons</w:t>
+      </w:r>
+      <w:proofErr w:type="spellEnd"/>
+      <w:r>
+        <w:rPr>
+          <w:rFonts w:ascii="Open Sans Light" w:eastAsia="Open Sans Light" w:hAnsi="Open Sans Light" w:cs="Open Sans Light"/>
+          <w:sz w:val="20"/>
+          <w:szCs w:val="20"/>
+        </w:rPr>
+        <w:t xml:space="preserve"> la Base 52.2.1, per a </w:t>
+      </w:r>
+      <w:proofErr w:type="spellStart"/>
+      <w:r>
+        <w:rPr>
+          <w:rFonts w:ascii="Open Sans Light" w:eastAsia="Open Sans Light" w:hAnsi="Open Sans Light" w:cs="Open Sans Light"/>
+          <w:sz w:val="20"/>
+          <w:szCs w:val="20"/>
+        </w:rPr>
+        <w:t>aquests</w:t>
+      </w:r>
+      <w:proofErr w:type="spellEnd"/>
+      <w:r>
+        <w:rPr>
+          <w:rFonts w:ascii="Open Sans Light" w:eastAsia="Open Sans Light" w:hAnsi="Open Sans Light" w:cs="Open Sans Light"/>
+          <w:sz w:val="20"/>
+          <w:szCs w:val="20"/>
+        </w:rPr>
+        <w:t xml:space="preserve"> contractes </w:t>
+      </w:r>
+      <w:proofErr w:type="spellStart"/>
+      <w:r>
+        <w:rPr>
+          <w:rFonts w:ascii="Open Sans Light" w:eastAsia="Open Sans Light" w:hAnsi="Open Sans Light" w:cs="Open Sans Light"/>
+          <w:sz w:val="20"/>
+          <w:szCs w:val="20"/>
+        </w:rPr>
+        <w:t>menors</w:t>
+      </w:r>
+      <w:proofErr w:type="spellEnd"/>
+      <w:r>
+        <w:rPr>
+          <w:rFonts w:ascii="Open Sans Light" w:eastAsia="Open Sans Light" w:hAnsi="Open Sans Light" w:cs="Open Sans Light"/>
+          <w:sz w:val="20"/>
+          <w:szCs w:val="20"/>
+        </w:rPr>
+        <w:t xml:space="preserve"> </w:t>
+      </w:r>
+      <w:proofErr w:type="spellStart"/>
+      <w:r>
+        <w:rPr>
+          <w:rFonts w:ascii="Open Sans Light" w:eastAsia="Open Sans Light" w:hAnsi="Open Sans Light" w:cs="Open Sans Light"/>
+          <w:sz w:val="20"/>
+          <w:szCs w:val="20"/>
+        </w:rPr>
+        <w:t>inferiors</w:t>
+      </w:r>
+      <w:proofErr w:type="spellEnd"/>
+      <w:r>
+        <w:rPr>
+          <w:rFonts w:ascii="Open Sans Light" w:eastAsia="Open Sans Light" w:hAnsi="Open Sans Light" w:cs="Open Sans Light"/>
+          <w:sz w:val="20"/>
+          <w:szCs w:val="20"/>
+        </w:rPr>
+        <w:t xml:space="preserve"> a 5.000 euros IVA </w:t>
+      </w:r>
+      <w:proofErr w:type="spellStart"/>
+      <w:r>
+        <w:rPr>
+          <w:rFonts w:ascii="Open Sans Light" w:eastAsia="Open Sans Light" w:hAnsi="Open Sans Light" w:cs="Open Sans Light"/>
+          <w:sz w:val="20"/>
+          <w:szCs w:val="20"/>
+        </w:rPr>
+        <w:t>exclòs</w:t>
+      </w:r>
+      <w:proofErr w:type="spellEnd"/>
+      <w:r>
+        <w:rPr>
+          <w:rFonts w:ascii="Open Sans Light" w:eastAsia="Open Sans Light" w:hAnsi="Open Sans Light" w:cs="Open Sans Light"/>
+          <w:sz w:val="20"/>
+          <w:szCs w:val="20"/>
+        </w:rPr>
+        <w:t xml:space="preserve">, es </w:t>
+      </w:r>
+      <w:proofErr w:type="spellStart"/>
+      <w:r>
+        <w:rPr>
+          <w:rFonts w:ascii="Open Sans Light" w:eastAsia="Open Sans Light" w:hAnsi="Open Sans Light" w:cs="Open Sans Light"/>
+          <w:sz w:val="20"/>
+          <w:szCs w:val="20"/>
+        </w:rPr>
+        <w:t>requerirà</w:t>
+      </w:r>
+      <w:proofErr w:type="spellEnd"/>
+      <w:r>
+        <w:rPr>
+          <w:rFonts w:ascii="Open Sans Light" w:eastAsia="Open Sans Light" w:hAnsi="Open Sans Light" w:cs="Open Sans Light"/>
+          <w:sz w:val="20"/>
+          <w:szCs w:val="20"/>
+        </w:rPr>
+        <w:t xml:space="preserve"> acreditar la </w:t>
+      </w:r>
+      <w:proofErr w:type="spellStart"/>
+      <w:r>
+        <w:rPr>
+          <w:rFonts w:ascii="Open Sans Light" w:eastAsia="Open Sans Light" w:hAnsi="Open Sans Light" w:cs="Open Sans Light"/>
+          <w:sz w:val="20"/>
+          <w:szCs w:val="20"/>
+        </w:rPr>
+        <w:t>capacitat</w:t>
+      </w:r>
+      <w:proofErr w:type="spellEnd"/>
+      <w:r>
+        <w:rPr>
+          <w:rFonts w:ascii="Open Sans Light" w:eastAsia="Open Sans Light" w:hAnsi="Open Sans Light" w:cs="Open Sans Light"/>
+          <w:sz w:val="20"/>
+          <w:szCs w:val="20"/>
+        </w:rPr>
+        <w:t xml:space="preserve"> del </w:t>
+      </w:r>
+      <w:proofErr w:type="spellStart"/>
+      <w:r>
+        <w:rPr>
+          <w:rFonts w:ascii="Open Sans Light" w:eastAsia="Open Sans Light" w:hAnsi="Open Sans Light" w:cs="Open Sans Light"/>
+          <w:sz w:val="20"/>
+          <w:szCs w:val="20"/>
+        </w:rPr>
+        <w:t>contractista</w:t>
+      </w:r>
+      <w:proofErr w:type="spellEnd"/>
+      <w:r>
+        <w:rPr>
+          <w:rFonts w:ascii="Open Sans Light" w:eastAsia="Open Sans Light" w:hAnsi="Open Sans Light" w:cs="Open Sans Light"/>
+          <w:sz w:val="20"/>
+          <w:szCs w:val="20"/>
+        </w:rPr>
+        <w:t xml:space="preserve"> per a </w:t>
+      </w:r>
+      <w:proofErr w:type="spellStart"/>
+      <w:r>
+        <w:rPr>
+          <w:rFonts w:ascii="Open Sans Light" w:eastAsia="Open Sans Light" w:hAnsi="Open Sans Light" w:cs="Open Sans Light"/>
+          <w:sz w:val="20"/>
+          <w:szCs w:val="20"/>
+        </w:rPr>
+        <w:t>dur</w:t>
+      </w:r>
+      <w:proofErr w:type="spellEnd"/>
+      <w:r>
+        <w:rPr>
+          <w:rFonts w:ascii="Open Sans Light" w:eastAsia="Open Sans Light" w:hAnsi="Open Sans Light" w:cs="Open Sans Light"/>
+          <w:sz w:val="20"/>
+          <w:szCs w:val="20"/>
+        </w:rPr>
+        <w:t xml:space="preserve"> a </w:t>
+      </w:r>
+      <w:proofErr w:type="spellStart"/>
+      <w:r>
+        <w:rPr>
+          <w:rFonts w:ascii="Open Sans Light" w:eastAsia="Open Sans Light" w:hAnsi="Open Sans Light" w:cs="Open Sans Light"/>
+          <w:sz w:val="20"/>
+          <w:szCs w:val="20"/>
+        </w:rPr>
+        <w:t>terme</w:t>
+      </w:r>
+      <w:proofErr w:type="spellEnd"/>
+      <w:r>
+        <w:rPr>
+          <w:rFonts w:ascii="Open Sans Light" w:eastAsia="Open Sans Light" w:hAnsi="Open Sans Light" w:cs="Open Sans Light"/>
+          <w:sz w:val="20"/>
+          <w:szCs w:val="20"/>
+        </w:rPr>
+        <w:t xml:space="preserve"> </w:t>
+      </w:r>
+      <w:proofErr w:type="spellStart"/>
+      <w:r>
+        <w:rPr>
+          <w:rFonts w:ascii="Open Sans Light" w:eastAsia="Open Sans Light" w:hAnsi="Open Sans Light" w:cs="Open Sans Light"/>
+          <w:sz w:val="20"/>
+          <w:szCs w:val="20"/>
+        </w:rPr>
+        <w:t>l'execució</w:t>
+      </w:r>
+      <w:proofErr w:type="spellEnd"/>
+      <w:r>
+        <w:rPr>
+          <w:rFonts w:ascii="Open Sans Light" w:eastAsia="Open Sans Light" w:hAnsi="Open Sans Light" w:cs="Open Sans Light"/>
+          <w:sz w:val="20"/>
+          <w:szCs w:val="20"/>
+        </w:rPr>
+        <w:t xml:space="preserve"> del contracte; en </w:t>
+      </w:r>
+      <w:proofErr w:type="spellStart"/>
+      <w:r>
+        <w:rPr>
+          <w:rFonts w:ascii="Open Sans Light" w:eastAsia="Open Sans Light" w:hAnsi="Open Sans Light" w:cs="Open Sans Light"/>
+          <w:sz w:val="20"/>
+          <w:szCs w:val="20"/>
+        </w:rPr>
+        <w:t>canvi</w:t>
+      </w:r>
+      <w:proofErr w:type="spellEnd"/>
+      <w:r>
+        <w:rPr>
+          <w:rFonts w:ascii="Open Sans Light" w:eastAsia="Open Sans Light" w:hAnsi="Open Sans Light" w:cs="Open Sans Light"/>
+          <w:sz w:val="20"/>
+          <w:szCs w:val="20"/>
+        </w:rPr>
+        <w:t xml:space="preserve">, no </w:t>
+      </w:r>
+      <w:proofErr w:type="spellStart"/>
+      <w:r>
+        <w:rPr>
+          <w:rFonts w:ascii="Open Sans Light" w:eastAsia="Open Sans Light" w:hAnsi="Open Sans Light" w:cs="Open Sans Light"/>
+          <w:sz w:val="20"/>
+          <w:szCs w:val="20"/>
+        </w:rPr>
+        <w:t>caldrà</w:t>
+      </w:r>
+      <w:proofErr w:type="spellEnd"/>
+      <w:r>
+        <w:rPr>
+          <w:rFonts w:ascii="Open Sans Light" w:eastAsia="Open Sans Light" w:hAnsi="Open Sans Light" w:cs="Open Sans Light"/>
+          <w:sz w:val="20"/>
+          <w:szCs w:val="20"/>
+        </w:rPr>
+        <w:t xml:space="preserve"> </w:t>
+      </w:r>
+      <w:proofErr w:type="spellStart"/>
+      <w:r>
+        <w:rPr>
+          <w:rFonts w:ascii="Open Sans Light" w:eastAsia="Open Sans Light" w:hAnsi="Open Sans Light" w:cs="Open Sans Light"/>
+          <w:sz w:val="20"/>
+          <w:szCs w:val="20"/>
+        </w:rPr>
+        <w:t>sol·licitar</w:t>
+      </w:r>
+      <w:proofErr w:type="spellEnd"/>
+      <w:r>
+        <w:rPr>
+          <w:rFonts w:ascii="Open Sans Light" w:eastAsia="Open Sans Light" w:hAnsi="Open Sans Light" w:cs="Open Sans Light"/>
+          <w:sz w:val="20"/>
+          <w:szCs w:val="20"/>
+        </w:rPr>
+        <w:t xml:space="preserve"> tres </w:t>
+      </w:r>
+      <w:proofErr w:type="spellStart"/>
+      <w:r>
+        <w:rPr>
+          <w:rFonts w:ascii="Open Sans Light" w:eastAsia="Open Sans Light" w:hAnsi="Open Sans Light" w:cs="Open Sans Light"/>
+          <w:sz w:val="20"/>
+          <w:szCs w:val="20"/>
+        </w:rPr>
+        <w:t>pressuposts</w:t>
+      </w:r>
+      <w:proofErr w:type="spellEnd"/>
+      <w:r>
+        <w:rPr>
+          <w:rFonts w:ascii="Open Sans Light" w:eastAsia="Open Sans Light" w:hAnsi="Open Sans Light" w:cs="Open Sans Light"/>
+          <w:sz w:val="20"/>
+          <w:szCs w:val="20"/>
+        </w:rPr>
+        <w:t xml:space="preserve"> ni justificar </w:t>
+      </w:r>
+      <w:proofErr w:type="spellStart"/>
+      <w:r>
+        <w:rPr>
+          <w:rFonts w:ascii="Open Sans Light" w:eastAsia="Open Sans Light" w:hAnsi="Open Sans Light" w:cs="Open Sans Light"/>
+          <w:sz w:val="20"/>
+          <w:szCs w:val="20"/>
+        </w:rPr>
+        <w:t>l'elecció</w:t>
+      </w:r>
+      <w:proofErr w:type="spellEnd"/>
+      <w:r>
+        <w:rPr>
+          <w:rFonts w:ascii="Open Sans Light" w:eastAsia="Open Sans Light" w:hAnsi="Open Sans Light" w:cs="Open Sans Light"/>
+          <w:sz w:val="20"/>
+          <w:szCs w:val="20"/>
+        </w:rPr>
+        <w:t xml:space="preserve"> del </w:t>
+      </w:r>
+      <w:proofErr w:type="spellStart"/>
+      <w:r>
+        <w:rPr>
+          <w:rFonts w:ascii="Open Sans Light" w:eastAsia="Open Sans Light" w:hAnsi="Open Sans Light" w:cs="Open Sans Light"/>
+          <w:sz w:val="20"/>
+          <w:szCs w:val="20"/>
+        </w:rPr>
+        <w:t>contractista</w:t>
+      </w:r>
+      <w:proofErr w:type="spellEnd"/>
+      <w:r>
+        <w:rPr>
+          <w:rFonts w:ascii="Open Sans Light" w:eastAsia="Open Sans Light" w:hAnsi="Open Sans Light" w:cs="Open Sans Light"/>
+          <w:sz w:val="20"/>
+          <w:szCs w:val="20"/>
+        </w:rPr>
+        <w:t xml:space="preserve">. </w:t>
+      </w:r>
+      <w:proofErr w:type="spellStart"/>
+      <w:r>
+        <w:rPr>
+          <w:rFonts w:ascii="Open Sans Light" w:eastAsia="Open Sans Light" w:hAnsi="Open Sans Light" w:cs="Open Sans Light"/>
+          <w:sz w:val="20"/>
+          <w:szCs w:val="20"/>
+        </w:rPr>
+        <w:t>L’exempció</w:t>
+      </w:r>
+      <w:proofErr w:type="spellEnd"/>
+      <w:r>
+        <w:rPr>
+          <w:rFonts w:ascii="Open Sans Light" w:eastAsia="Open Sans Light" w:hAnsi="Open Sans Light" w:cs="Open Sans Light"/>
+          <w:sz w:val="20"/>
+          <w:szCs w:val="20"/>
+        </w:rPr>
+        <w:t xml:space="preserve"> de </w:t>
+      </w:r>
+      <w:proofErr w:type="spellStart"/>
+      <w:r>
+        <w:rPr>
+          <w:rFonts w:ascii="Open Sans Light" w:eastAsia="Open Sans Light" w:hAnsi="Open Sans Light" w:cs="Open Sans Light"/>
+          <w:sz w:val="20"/>
+          <w:szCs w:val="20"/>
+        </w:rPr>
+        <w:t>fiscalització</w:t>
+      </w:r>
+      <w:proofErr w:type="spellEnd"/>
+      <w:r>
+        <w:rPr>
+          <w:rFonts w:ascii="Open Sans Light" w:eastAsia="Open Sans Light" w:hAnsi="Open Sans Light" w:cs="Open Sans Light"/>
+          <w:sz w:val="20"/>
+          <w:szCs w:val="20"/>
+        </w:rPr>
+        <w:t xml:space="preserve"> </w:t>
+      </w:r>
+      <w:proofErr w:type="spellStart"/>
+      <w:r>
+        <w:rPr>
+          <w:rFonts w:ascii="Open Sans Light" w:eastAsia="Open Sans Light" w:hAnsi="Open Sans Light" w:cs="Open Sans Light"/>
+          <w:sz w:val="20"/>
+          <w:szCs w:val="20"/>
+        </w:rPr>
+        <w:t>prèvia</w:t>
+      </w:r>
+      <w:proofErr w:type="spellEnd"/>
+      <w:r>
+        <w:rPr>
+          <w:rFonts w:ascii="Open Sans Light" w:eastAsia="Open Sans Light" w:hAnsi="Open Sans Light" w:cs="Open Sans Light"/>
+          <w:sz w:val="20"/>
+          <w:szCs w:val="20"/>
+        </w:rPr>
+        <w:t xml:space="preserve"> </w:t>
+      </w:r>
+      <w:proofErr w:type="spellStart"/>
+      <w:r>
+        <w:rPr>
+          <w:rFonts w:ascii="Open Sans Light" w:eastAsia="Open Sans Light" w:hAnsi="Open Sans Light" w:cs="Open Sans Light"/>
+          <w:sz w:val="20"/>
+          <w:szCs w:val="20"/>
+        </w:rPr>
+        <w:t>d'aquests</w:t>
+      </w:r>
+      <w:proofErr w:type="spellEnd"/>
+      <w:r>
+        <w:rPr>
+          <w:rFonts w:ascii="Open Sans Light" w:eastAsia="Open Sans Light" w:hAnsi="Open Sans Light" w:cs="Open Sans Light"/>
+          <w:sz w:val="20"/>
+          <w:szCs w:val="20"/>
+        </w:rPr>
+        <w:t xml:space="preserve"> contractes no </w:t>
+      </w:r>
+      <w:proofErr w:type="spellStart"/>
+      <w:r>
+        <w:rPr>
+          <w:rFonts w:ascii="Open Sans Light" w:eastAsia="Open Sans Light" w:hAnsi="Open Sans Light" w:cs="Open Sans Light"/>
+          <w:sz w:val="20"/>
+          <w:szCs w:val="20"/>
+        </w:rPr>
+        <w:t>s’estén</w:t>
+      </w:r>
+      <w:proofErr w:type="spellEnd"/>
+      <w:r>
+        <w:rPr>
+          <w:rFonts w:ascii="Open Sans Light" w:eastAsia="Open Sans Light" w:hAnsi="Open Sans Light" w:cs="Open Sans Light"/>
+          <w:sz w:val="20"/>
+          <w:szCs w:val="20"/>
+        </w:rPr>
+        <w:t xml:space="preserve"> a la fase de </w:t>
+      </w:r>
+      <w:proofErr w:type="spellStart"/>
+      <w:r>
+        <w:rPr>
+          <w:rFonts w:ascii="Open Sans Light" w:eastAsia="Open Sans Light" w:hAnsi="Open Sans Light" w:cs="Open Sans Light"/>
+          <w:sz w:val="20"/>
+          <w:szCs w:val="20"/>
+        </w:rPr>
+        <w:t>reconeixement</w:t>
+      </w:r>
+      <w:proofErr w:type="spellEnd"/>
+      <w:r>
+        <w:rPr>
+          <w:rFonts w:ascii="Open Sans Light" w:eastAsia="Open Sans Light" w:hAnsi="Open Sans Light" w:cs="Open Sans Light"/>
+          <w:sz w:val="20"/>
+          <w:szCs w:val="20"/>
+        </w:rPr>
+        <w:t xml:space="preserve"> de </w:t>
+      </w:r>
+      <w:proofErr w:type="spellStart"/>
+      <w:r>
+        <w:rPr>
+          <w:rFonts w:ascii="Open Sans Light" w:eastAsia="Open Sans Light" w:hAnsi="Open Sans Light" w:cs="Open Sans Light"/>
+          <w:sz w:val="20"/>
+          <w:szCs w:val="20"/>
+        </w:rPr>
+        <w:t>l’obligació</w:t>
+      </w:r>
+      <w:proofErr w:type="spellEnd"/>
+      <w:r>
+        <w:rPr>
+          <w:rFonts w:ascii="Open Sans Light" w:eastAsia="Open Sans Light" w:hAnsi="Open Sans Light" w:cs="Open Sans Light"/>
+          <w:sz w:val="20"/>
+          <w:szCs w:val="20"/>
+        </w:rPr>
+        <w:t>.</w:t>
       </w:r>
     </w:p>
     <w:p>
@@ -2481,154 +3968,6 @@
           <w:rFonts w:ascii="Open Sans Light" w:eastAsia="Open Sans Light" w:hAnsi="Open Sans Light" w:cs="Open Sans Light"/>
           <w:sz w:val="20"/>
           <w:szCs w:val="20"/>
-          <w:lang w:val="ca-ES"/>
-        </w:rPr>
-      </w:pPr>
-      <w:r>
-        <w:rPr>
-          <w:rFonts w:ascii="Open Sans Light" w:eastAsia="Open Sans Light" w:hAnsi="Open Sans Light" w:cs="Open Sans Light"/>
-          <w:sz w:val="20"/>
-          <w:szCs w:val="20"/>
-          <w:lang w:val="ca-ES"/>
-        </w:rPr>
-        <w:t>amb el Decret de Presidència que aprova la instrucció per gestionar els expedients de</w:t>
-      </w:r>
-    </w:p>
-    <w:p>
-      <w:pPr>
-        <w:spacing w:after="0" w:line="240" w:lineRule="auto"/>
-        <w:jc w:val="both"/>
-        <w:rPr>
-          <w:rFonts w:ascii="Open Sans Light" w:eastAsia="Open Sans Light" w:hAnsi="Open Sans Light" w:cs="Open Sans Light"/>
-          <w:sz w:val="20"/>
-          <w:szCs w:val="20"/>
-          <w:lang w:val="ca-ES"/>
-        </w:rPr>
-      </w:pPr>
-      <w:r>
-        <w:rPr>
-          <w:rFonts w:ascii="Open Sans Light" w:eastAsia="Open Sans Light" w:hAnsi="Open Sans Light" w:cs="Open Sans Light"/>
-          <w:sz w:val="20"/>
-          <w:szCs w:val="20"/>
-          <w:lang w:val="ca-ES"/>
-        </w:rPr>
-        <w:t>contractació menor (BOIB núm. 88, de 7 de juliol de 2022).</w:t>
-      </w:r>
-    </w:p>
-    <w:p>
-      <w:pPr>
-        <w:spacing w:after="0" w:line="240" w:lineRule="auto"/>
-        <w:jc w:val="both"/>
-        <w:rPr>
-          <w:rFonts w:ascii="Open Sans Light" w:eastAsia="Open Sans Light" w:hAnsi="Open Sans Light" w:cs="Open Sans Light"/>
-          <w:sz w:val="20"/>
-          <w:szCs w:val="20"/>
-          <w:lang w:val="ca-ES"/>
-        </w:rPr>
-      </w:pPr>
-      <w:r>
-        <w:rPr>
-          <w:rFonts w:ascii="Open Sans Light" w:eastAsia="Open Sans Light" w:hAnsi="Open Sans Light" w:cs="Open Sans Light"/>
-          <w:sz w:val="20"/>
-          <w:szCs w:val="20"/>
-          <w:lang w:val="ca-ES"/>
-        </w:rPr>
-        <w:t>D'acord amb allò que estableix l'article 118 de la Llei 9/2017 de contractes del sector públic</w:t>
-      </w:r>
-    </w:p>
-    <w:p>
-      <w:pPr>
-        <w:spacing w:after="0" w:line="240" w:lineRule="auto"/>
-        <w:jc w:val="both"/>
-        <w:rPr>
-          <w:rFonts w:ascii="Open Sans Light" w:eastAsia="Open Sans Light" w:hAnsi="Open Sans Light" w:cs="Open Sans Light"/>
-          <w:sz w:val="20"/>
-          <w:szCs w:val="20"/>
-          <w:lang w:val="ca-ES"/>
-        </w:rPr>
-      </w:pPr>
-      <w:r>
-        <w:rPr>
-          <w:rFonts w:ascii="Open Sans Light" w:eastAsia="Open Sans Light" w:hAnsi="Open Sans Light" w:cs="Open Sans Light"/>
-          <w:sz w:val="20"/>
-          <w:szCs w:val="20"/>
-          <w:lang w:val="ca-ES"/>
-        </w:rPr>
-        <w:t>(LCSP), no s’està alterant l'objecte del contracte per evitar l'aplicació de les regles generals de</w:t>
-      </w:r>
-    </w:p>
-    <w:p>
-      <w:pPr>
-        <w:spacing w:after="0" w:line="240" w:lineRule="auto"/>
-        <w:jc w:val="both"/>
-        <w:rPr>
-          <w:rFonts w:ascii="Open Sans Light" w:eastAsia="Open Sans Light" w:hAnsi="Open Sans Light" w:cs="Open Sans Light"/>
-          <w:sz w:val="20"/>
-          <w:szCs w:val="20"/>
-          <w:lang w:val="ca-ES"/>
-        </w:rPr>
-      </w:pPr>
-      <w:r>
-        <w:rPr>
-          <w:rFonts w:ascii="Open Sans Light" w:eastAsia="Open Sans Light" w:hAnsi="Open Sans Light" w:cs="Open Sans Light"/>
-          <w:sz w:val="20"/>
-          <w:szCs w:val="20"/>
-          <w:lang w:val="ca-ES"/>
-        </w:rPr>
-        <w:t>contractació. L’import del preu del contracte és suficient per fer front a les obligacions que</w:t>
-      </w:r>
-    </w:p>
-    <w:p>
-      <w:pPr>
-        <w:spacing w:after="0" w:line="240" w:lineRule="auto"/>
-        <w:jc w:val="both"/>
-        <w:rPr>
-          <w:rFonts w:ascii="Open Sans Light" w:eastAsia="Open Sans Light" w:hAnsi="Open Sans Light" w:cs="Open Sans Light"/>
-          <w:sz w:val="20"/>
-          <w:szCs w:val="20"/>
-          <w:lang w:val="ca-ES"/>
-        </w:rPr>
-      </w:pPr>
-      <w:r>
-        <w:rPr>
-          <w:rFonts w:ascii="Open Sans Light" w:eastAsia="Open Sans Light" w:hAnsi="Open Sans Light" w:cs="Open Sans Light"/>
-          <w:sz w:val="20"/>
-          <w:szCs w:val="20"/>
-          <w:lang w:val="ca-ES"/>
-        </w:rPr>
-        <w:t>puguin derivar per aquest objecte durant tot l’exercici pressupostari i, per tant, no es produeix</w:t>
-      </w:r>
-    </w:p>
-    <w:p>
-      <w:pPr>
-        <w:spacing w:after="0" w:line="240" w:lineRule="auto"/>
-        <w:jc w:val="both"/>
-        <w:rPr>
-          <w:rFonts w:ascii="Open Sans Light" w:eastAsia="Open Sans Light" w:hAnsi="Open Sans Light" w:cs="Open Sans Light"/>
-          <w:sz w:val="20"/>
-          <w:szCs w:val="20"/>
-          <w:lang w:val="ca-ES"/>
-        </w:rPr>
-      </w:pPr>
-      <w:r>
-        <w:rPr>
-          <w:rFonts w:ascii="Open Sans Light" w:eastAsia="Open Sans Light" w:hAnsi="Open Sans Light" w:cs="Open Sans Light"/>
-          <w:sz w:val="20"/>
-          <w:szCs w:val="20"/>
-          <w:lang w:val="ca-ES"/>
-        </w:rPr>
-        <w:t>fraccionament.</w:t>
-      </w:r>
-    </w:p>
-    <w:p>
-      <w:pPr>
-        <w:spacing w:after="0" w:line="240" w:lineRule="auto"/>
-        <w:jc w:val="both"/>
-        <w:rPr>
-          <w:rFonts w:ascii="Open Sans Light" w:eastAsia="Open Sans Light" w:hAnsi="Open Sans Light" w:cs="Open Sans Light"/>
-          <w:sz w:val="20"/>
-          <w:szCs w:val="20"/>
-          <w:lang w:val="ca-ES"/>
         </w:rPr>
       </w:pPr>
     </w:p>
@@ -2640,346 +3979,763 @@
           <w:rFonts w:ascii="Open Sans Light" w:eastAsia="Open Sans Light" w:hAnsi="Open Sans Light" w:cs="Open Sans Light"/>
           <w:sz w:val="20"/>
           <w:szCs w:val="20"/>
-          <w:lang w:val="ca-ES"/>
         </w:rPr>
       </w:pPr>
-      <w:r>
-        <w:rPr>
-          <w:rFonts w:ascii="Open Sans Light" w:eastAsia="Open Sans Light" w:hAnsi="Open Sans Light" w:cs="Open Sans Light"/>
-          <w:sz w:val="20"/>
-          <w:szCs w:val="20"/>
-          <w:lang w:val="ca-ES"/>
-        </w:rPr>
-        <w:t>A més, s’ajusta al que estableix en la base 49 de les d’execució del pressupost vigent del Consell</w:t>
-      </w:r>
-    </w:p>
-    <w:p>
-      <w:pPr>
-        <w:spacing w:after="0" w:line="240" w:lineRule="auto"/>
-        <w:jc w:val="both"/>
-        <w:rPr>
-          <w:rFonts w:ascii="Open Sans Light" w:eastAsia="Open Sans Light" w:hAnsi="Open Sans Light" w:cs="Open Sans Light"/>
-          <w:sz w:val="20"/>
-          <w:szCs w:val="20"/>
-          <w:lang w:val="ca-ES"/>
-        </w:rPr>
-      </w:pPr>
-      <w:r>
-        <w:rPr>
-          <w:rFonts w:ascii="Open Sans Light" w:eastAsia="Open Sans Light" w:hAnsi="Open Sans Light" w:cs="Open Sans Light"/>
-          <w:sz w:val="20"/>
-          <w:szCs w:val="20"/>
-          <w:lang w:val="ca-ES"/>
-        </w:rPr>
-        <w:t>de Mallorca i en el Decret de la Presidència que aprova la Instrucció per gestionar els</w:t>
-      </w:r>
-    </w:p>
-    <w:p>
-      <w:pPr>
-        <w:spacing w:after="0" w:line="240" w:lineRule="auto"/>
-        <w:jc w:val="both"/>
-        <w:rPr>
-          <w:rFonts w:ascii="Open Sans Light" w:eastAsia="Open Sans Light" w:hAnsi="Open Sans Light" w:cs="Open Sans Light"/>
-          <w:sz w:val="20"/>
-          <w:szCs w:val="20"/>
-          <w:lang w:val="ca-ES"/>
-        </w:rPr>
-      </w:pPr>
-      <w:r>
-        <w:rPr>
-          <w:rFonts w:ascii="Open Sans Light" w:eastAsia="Open Sans Light" w:hAnsi="Open Sans Light" w:cs="Open Sans Light"/>
-          <w:sz w:val="20"/>
-          <w:szCs w:val="20"/>
-          <w:lang w:val="ca-ES"/>
-        </w:rPr>
-        <w:t>expedients de contractació menor d’obres (imports inferiors a 40.000,00 €, IVA exclòs) i de</w:t>
-      </w:r>
-    </w:p>
-    <w:p>
-      <w:pPr>
-        <w:spacing w:after="0" w:line="240" w:lineRule="auto"/>
-        <w:jc w:val="both"/>
-        <w:rPr>
-          <w:rFonts w:ascii="Open Sans Light" w:eastAsia="Open Sans Light" w:hAnsi="Open Sans Light" w:cs="Open Sans Light"/>
-          <w:sz w:val="20"/>
-          <w:szCs w:val="20"/>
-          <w:lang w:val="ca-ES"/>
-        </w:rPr>
-      </w:pPr>
-      <w:r>
-        <w:rPr>
-          <w:rFonts w:ascii="Open Sans Light" w:eastAsia="Open Sans Light" w:hAnsi="Open Sans Light" w:cs="Open Sans Light"/>
-          <w:sz w:val="20"/>
-          <w:szCs w:val="20"/>
-          <w:lang w:val="ca-ES"/>
-        </w:rPr>
-        <w:t>subministraments i serveis (imports inferiors a 15.000 €, IVA exclòs), publicat al BOIB núm. 88 de</w:t>
-      </w:r>
-    </w:p>
-    <w:p>
-      <w:pPr>
-        <w:spacing w:after="0" w:line="240" w:lineRule="auto"/>
-        <w:jc w:val="both"/>
-        <w:rPr>
-          <w:rFonts w:ascii="Open Sans Light" w:eastAsia="Open Sans Light" w:hAnsi="Open Sans Light" w:cs="Open Sans Light"/>
-          <w:sz w:val="20"/>
-          <w:szCs w:val="20"/>
-          <w:lang w:val="ca-ES"/>
-        </w:rPr>
-      </w:pPr>
-      <w:r>
-        <w:rPr>
-          <w:rFonts w:ascii="Open Sans Light" w:eastAsia="Open Sans Light" w:hAnsi="Open Sans Light" w:cs="Open Sans Light"/>
-          <w:sz w:val="20"/>
-          <w:szCs w:val="20"/>
-          <w:lang w:val="ca-ES"/>
-        </w:rPr>
-        <w:t>7 de juliol de 2022, en la qual es regula el contingut de l’expedient del contracte menor, i a</w:t>
-      </w:r>
-    </w:p>
-    <w:p>
-      <w:pPr>
-        <w:spacing w:after="0" w:line="240" w:lineRule="auto"/>
-        <w:jc w:val="both"/>
-        <w:rPr>
-          <w:rFonts w:ascii="Open Sans Light" w:eastAsia="Open Sans Light" w:hAnsi="Open Sans Light" w:cs="Open Sans Light"/>
-          <w:sz w:val="20"/>
-          <w:szCs w:val="20"/>
-          <w:lang w:val="ca-ES"/>
-        </w:rPr>
-      </w:pPr>
-      <w:r>
-        <w:rPr>
-          <w:rFonts w:ascii="Open Sans Light" w:eastAsia="Open Sans Light" w:hAnsi="Open Sans Light" w:cs="Open Sans Light"/>
-          <w:sz w:val="20"/>
-          <w:szCs w:val="20"/>
-          <w:lang w:val="ca-ES"/>
-        </w:rPr>
-        <w:t>l’apartat B indica que els contractes menors de valor estimat inferior a 5.000,00 € (IVA exclòs) en</w:t>
-      </w:r>
-    </w:p>
-    <w:p>
-      <w:pPr>
-        <w:spacing w:after="0" w:line="240" w:lineRule="auto"/>
-        <w:jc w:val="both"/>
-        <w:rPr>
-          <w:rFonts w:ascii="Open Sans Light" w:eastAsia="Open Sans Light" w:hAnsi="Open Sans Light" w:cs="Open Sans Light"/>
-          <w:sz w:val="20"/>
-          <w:szCs w:val="20"/>
-          <w:lang w:val="ca-ES"/>
-        </w:rPr>
-      </w:pPr>
-      <w:r>
-        <w:rPr>
-          <w:rFonts w:ascii="Open Sans Light" w:eastAsia="Open Sans Light" w:hAnsi="Open Sans Light" w:cs="Open Sans Light"/>
-          <w:sz w:val="20"/>
-          <w:szCs w:val="20"/>
-          <w:lang w:val="ca-ES"/>
-        </w:rPr>
-        <w:t>còmput anual han de tenir la mateixa documentació que indica l’apartat A amb l'excepció dels</w:t>
-      </w:r>
-    </w:p>
-    <w:p>
-      <w:pPr>
-        <w:spacing w:after="0" w:line="240" w:lineRule="auto"/>
-        <w:jc w:val="both"/>
-        <w:rPr>
-          <w:rFonts w:ascii="Open Sans Light" w:eastAsia="Open Sans Light" w:hAnsi="Open Sans Light" w:cs="Open Sans Light"/>
-          <w:sz w:val="20"/>
-          <w:szCs w:val="20"/>
-          <w:lang w:val="ca-ES"/>
-        </w:rPr>
-      </w:pPr>
-      <w:r>
-        <w:rPr>
-          <w:rFonts w:ascii="Open Sans Light" w:eastAsia="Open Sans Light" w:hAnsi="Open Sans Light" w:cs="Open Sans Light"/>
-          <w:sz w:val="20"/>
-          <w:szCs w:val="20"/>
-          <w:lang w:val="ca-ES"/>
-        </w:rPr>
-        <w:t>tres pressupostos.</w:t>
-      </w:r>
-    </w:p>
-    <w:p>
-      <w:pPr>
-        <w:spacing w:after="0" w:line="240" w:lineRule="auto"/>
-        <w:jc w:val="both"/>
-        <w:rPr>
-          <w:rFonts w:ascii="Open Sans Light" w:eastAsia="Open Sans Light" w:hAnsi="Open Sans Light" w:cs="Open Sans Light"/>
-          <w:sz w:val="20"/>
-          <w:szCs w:val="20"/>
-          <w:lang w:val="ca-ES"/>
-        </w:rPr>
-      </w:pPr>
-    </w:p>
-    <w:p>
-      <w:pPr>
-        <w:spacing w:after="0" w:line="240" w:lineRule="auto"/>
-        <w:jc w:val="both"/>
-        <w:rPr>
-          <w:rFonts w:ascii="Open Sans Light" w:eastAsia="Open Sans Light" w:hAnsi="Open Sans Light" w:cs="Open Sans Light"/>
-          <w:i/>
-          <w:sz w:val="20"/>
-          <w:szCs w:val="20"/>
-          <w:lang w:val="ca-ES"/>
-        </w:rPr>
-      </w:pPr>
-      <w:r>
-        <w:rPr>
-          <w:rFonts w:ascii="Open Sans Light" w:eastAsia="Open Sans Light" w:hAnsi="Open Sans Light" w:cs="Open Sans Light"/>
-          <w:sz w:val="20"/>
-          <w:szCs w:val="20"/>
-          <w:lang w:val="ca-ES"/>
-        </w:rPr>
-        <w:t xml:space="preserve">La Base 52.2. de les mateixes bases d’Execució del pressupost indica que </w:t>
-      </w:r>
-      <w:r>
-        <w:rPr>
-          <w:rFonts w:ascii="Open Sans Light" w:eastAsia="Open Sans Light" w:hAnsi="Open Sans Light" w:cs="Open Sans Light"/>
-          <w:i/>
-          <w:sz w:val="20"/>
-          <w:szCs w:val="20"/>
-          <w:lang w:val="ca-ES"/>
-        </w:rPr>
-        <w:t>l’expedient de</w:t>
-      </w:r>
-    </w:p>
-    <w:p>
-      <w:pPr>
-        <w:spacing w:after="0" w:line="240" w:lineRule="auto"/>
-        <w:jc w:val="both"/>
-        <w:rPr>
-          <w:rFonts w:ascii="Open Sans Light" w:eastAsia="Open Sans Light" w:hAnsi="Open Sans Light" w:cs="Open Sans Light"/>
-          <w:i/>
-          <w:sz w:val="20"/>
-          <w:szCs w:val="20"/>
-          <w:lang w:val="ca-ES"/>
-        </w:rPr>
-      </w:pPr>
-      <w:r>
-        <w:rPr>
-          <w:rFonts w:ascii="Open Sans Light" w:eastAsia="Open Sans Light" w:hAnsi="Open Sans Light" w:cs="Open Sans Light"/>
-          <w:i/>
-          <w:sz w:val="20"/>
-          <w:szCs w:val="20"/>
-          <w:lang w:val="ca-ES"/>
-        </w:rPr>
-        <w:t>contractació en contractes menors es regirà i contindrà la documentació que disposa l’article</w:t>
-      </w:r>
-    </w:p>
-    <w:p>
-      <w:pPr>
-        <w:spacing w:after="0" w:line="240" w:lineRule="auto"/>
-        <w:jc w:val="both"/>
-        <w:rPr>
-          <w:rFonts w:ascii="Open Sans Light" w:eastAsia="Open Sans Light" w:hAnsi="Open Sans Light" w:cs="Open Sans Light"/>
-          <w:i/>
-          <w:sz w:val="20"/>
-          <w:szCs w:val="20"/>
-          <w:lang w:val="ca-ES"/>
-        </w:rPr>
-      </w:pPr>
-      <w:r>
-        <w:rPr>
-          <w:rFonts w:ascii="Open Sans Light" w:eastAsia="Open Sans Light" w:hAnsi="Open Sans Light" w:cs="Open Sans Light"/>
-          <w:i/>
-          <w:sz w:val="20"/>
-          <w:szCs w:val="20"/>
-          <w:lang w:val="ca-ES"/>
-        </w:rPr>
-        <w:t>118 de la Llei 9/2017, de 8 de novembre, de contractes del sector públic, per la que es</w:t>
-      </w:r>
-    </w:p>
-    <w:p>
-      <w:pPr>
-        <w:spacing w:after="0" w:line="240" w:lineRule="auto"/>
-        <w:jc w:val="both"/>
-        <w:rPr>
-          <w:rFonts w:ascii="Open Sans Light" w:eastAsia="Open Sans Light" w:hAnsi="Open Sans Light" w:cs="Open Sans Light"/>
-          <w:i/>
-          <w:sz w:val="20"/>
-          <w:szCs w:val="20"/>
-          <w:lang w:val="ca-ES"/>
-        </w:rPr>
-      </w:pPr>
-      <w:r>
-        <w:rPr>
-          <w:rFonts w:ascii="Open Sans Light" w:eastAsia="Open Sans Light" w:hAnsi="Open Sans Light" w:cs="Open Sans Light"/>
-          <w:i/>
-          <w:sz w:val="20"/>
-          <w:szCs w:val="20"/>
-          <w:lang w:val="ca-ES"/>
-        </w:rPr>
-        <w:t>traspassen a l’ordenament jurídic espanyol les Directives del Parlament Europeu i del Consell</w:t>
-      </w:r>
-    </w:p>
-    <w:p>
-      <w:pPr>
-        <w:spacing w:after="0" w:line="240" w:lineRule="auto"/>
-        <w:jc w:val="both"/>
-        <w:rPr>
-          <w:rFonts w:ascii="Open Sans Light" w:eastAsia="Open Sans Light" w:hAnsi="Open Sans Light" w:cs="Open Sans Light"/>
-          <w:i/>
-          <w:sz w:val="20"/>
-          <w:szCs w:val="20"/>
-          <w:lang w:val="ca-ES"/>
-        </w:rPr>
-      </w:pPr>
-      <w:r>
-        <w:rPr>
-          <w:rFonts w:ascii="Open Sans Light" w:eastAsia="Open Sans Light" w:hAnsi="Open Sans Light" w:cs="Open Sans Light"/>
-          <w:i/>
-          <w:sz w:val="20"/>
-          <w:szCs w:val="20"/>
-          <w:lang w:val="ca-ES"/>
-        </w:rPr>
-        <w:t>2014/23/UE i 2014/24/UE, de 26 de febrer de 2014.L’exempció de fiscalització prèvia dels</w:t>
-      </w:r>
-    </w:p>
-    <w:p>
-      <w:pPr>
-        <w:spacing w:after="0" w:line="240" w:lineRule="auto"/>
-        <w:jc w:val="both"/>
-        <w:rPr>
-          <w:rFonts w:ascii="Open Sans Light" w:eastAsia="Open Sans Light" w:hAnsi="Open Sans Light" w:cs="Open Sans Light"/>
-          <w:i/>
-          <w:sz w:val="20"/>
-          <w:szCs w:val="20"/>
-          <w:lang w:val="ca-ES"/>
-        </w:rPr>
-      </w:pPr>
-      <w:r>
-        <w:rPr>
-          <w:rFonts w:ascii="Open Sans Light" w:eastAsia="Open Sans Light" w:hAnsi="Open Sans Light" w:cs="Open Sans Light"/>
-          <w:i/>
-          <w:sz w:val="20"/>
-          <w:szCs w:val="20"/>
-          <w:lang w:val="ca-ES"/>
-        </w:rPr>
-        <w:t>contractes menors arriba a les fases d’autorització i disposició de la despesa, però no s’estén a</w:t>
-      </w:r>
-    </w:p>
-    <w:p>
-      <w:pPr>
-        <w:spacing w:after="0" w:line="240" w:lineRule="auto"/>
-        <w:jc w:val="both"/>
-        <w:rPr>
-          <w:rFonts w:ascii="Open Sans Light" w:eastAsia="Open Sans Light" w:hAnsi="Open Sans Light" w:cs="Open Sans Light"/>
-          <w:i/>
-          <w:sz w:val="20"/>
-          <w:szCs w:val="20"/>
-          <w:lang w:val="ca-ES"/>
-        </w:rPr>
-      </w:pPr>
-      <w:r>
-        <w:rPr>
-          <w:rFonts w:ascii="Open Sans Light" w:eastAsia="Open Sans Light" w:hAnsi="Open Sans Light" w:cs="Open Sans Light"/>
-          <w:i/>
-          <w:sz w:val="20"/>
-          <w:szCs w:val="20"/>
-          <w:lang w:val="ca-ES"/>
-        </w:rPr>
-        <w:t>la fase de reconeixement de l’obligació.</w:t>
+      <w:proofErr w:type="spellStart"/>
+      <w:r>
+        <w:rPr>
+          <w:rFonts w:ascii="Open Sans Light" w:eastAsia="Open Sans Light" w:hAnsi="Open Sans Light" w:cs="Open Sans Light"/>
+          <w:sz w:val="20"/>
+          <w:szCs w:val="20"/>
+        </w:rPr>
+        <w:t>Pel</w:t>
+      </w:r>
+      <w:proofErr w:type="spellEnd"/>
+      <w:r>
+        <w:rPr>
+          <w:rFonts w:ascii="Open Sans Light" w:eastAsia="Open Sans Light" w:hAnsi="Open Sans Light" w:cs="Open Sans Light"/>
+          <w:sz w:val="20"/>
+          <w:szCs w:val="20"/>
+        </w:rPr>
+        <w:t xml:space="preserve"> que fa al </w:t>
+      </w:r>
+      <w:proofErr w:type="spellStart"/>
+      <w:r>
+        <w:rPr>
+          <w:rFonts w:ascii="Open Sans Light" w:eastAsia="Open Sans Light" w:hAnsi="Open Sans Light" w:cs="Open Sans Light"/>
+          <w:sz w:val="20"/>
+          <w:szCs w:val="20"/>
+        </w:rPr>
+        <w:t>procediment</w:t>
+      </w:r>
+      <w:proofErr w:type="spellEnd"/>
+      <w:r>
+        <w:rPr>
+          <w:rFonts w:ascii="Open Sans Light" w:eastAsia="Open Sans Light" w:hAnsi="Open Sans Light" w:cs="Open Sans Light"/>
+          <w:sz w:val="20"/>
+          <w:szCs w:val="20"/>
+        </w:rPr>
+        <w:t xml:space="preserve"> </w:t>
+      </w:r>
+      <w:proofErr w:type="spellStart"/>
+      <w:r>
+        <w:rPr>
+          <w:rFonts w:ascii="Open Sans Light" w:eastAsia="Open Sans Light" w:hAnsi="Open Sans Light" w:cs="Open Sans Light"/>
+          <w:sz w:val="20"/>
+          <w:szCs w:val="20"/>
+        </w:rPr>
+        <w:t>comptable</w:t>
+      </w:r>
+      <w:proofErr w:type="spellEnd"/>
+      <w:r>
+        <w:rPr>
+          <w:rFonts w:ascii="Open Sans Light" w:eastAsia="Open Sans Light" w:hAnsi="Open Sans Light" w:cs="Open Sans Light"/>
+          <w:sz w:val="20"/>
+          <w:szCs w:val="20"/>
+        </w:rPr>
+        <w:t xml:space="preserve">, i </w:t>
+      </w:r>
+      <w:proofErr w:type="spellStart"/>
+      <w:r>
+        <w:rPr>
+          <w:rFonts w:ascii="Open Sans Light" w:eastAsia="Open Sans Light" w:hAnsi="Open Sans Light" w:cs="Open Sans Light"/>
+          <w:sz w:val="20"/>
+          <w:szCs w:val="20"/>
+        </w:rPr>
+        <w:t>d'acord</w:t>
+      </w:r>
+      <w:proofErr w:type="spellEnd"/>
+      <w:r>
+        <w:rPr>
+          <w:rFonts w:ascii="Open Sans Light" w:eastAsia="Open Sans Light" w:hAnsi="Open Sans Light" w:cs="Open Sans Light"/>
+          <w:sz w:val="20"/>
+          <w:szCs w:val="20"/>
+        </w:rPr>
+        <w:t xml:space="preserve"> </w:t>
+      </w:r>
+      <w:proofErr w:type="spellStart"/>
+      <w:r>
+        <w:rPr>
+          <w:rFonts w:ascii="Open Sans Light" w:eastAsia="Open Sans Light" w:hAnsi="Open Sans Light" w:cs="Open Sans Light"/>
+          <w:sz w:val="20"/>
+          <w:szCs w:val="20"/>
+        </w:rPr>
+        <w:t>amb</w:t>
+      </w:r>
+      <w:proofErr w:type="spellEnd"/>
+      <w:r>
+        <w:rPr>
+          <w:rFonts w:ascii="Open Sans Light" w:eastAsia="Open Sans Light" w:hAnsi="Open Sans Light" w:cs="Open Sans Light"/>
+          <w:sz w:val="20"/>
+          <w:szCs w:val="20"/>
+        </w:rPr>
+        <w:t xml:space="preserve"> la Base 32.1.b), </w:t>
+      </w:r>
+      <w:proofErr w:type="spellStart"/>
+      <w:r>
+        <w:rPr>
+          <w:rFonts w:ascii="Open Sans Light" w:eastAsia="Open Sans Light" w:hAnsi="Open Sans Light" w:cs="Open Sans Light"/>
+          <w:sz w:val="20"/>
+          <w:szCs w:val="20"/>
+        </w:rPr>
+        <w:t>atès</w:t>
+      </w:r>
+      <w:proofErr w:type="spellEnd"/>
+      <w:r>
+        <w:rPr>
+          <w:rFonts w:ascii="Open Sans Light" w:eastAsia="Open Sans Light" w:hAnsi="Open Sans Light" w:cs="Open Sans Light"/>
+          <w:sz w:val="20"/>
+          <w:szCs w:val="20"/>
+        </w:rPr>
+        <w:t xml:space="preserve"> que es </w:t>
+      </w:r>
+      <w:proofErr w:type="spellStart"/>
+      <w:r>
+        <w:rPr>
+          <w:rFonts w:ascii="Open Sans Light" w:eastAsia="Open Sans Light" w:hAnsi="Open Sans Light" w:cs="Open Sans Light"/>
+          <w:sz w:val="20"/>
+          <w:szCs w:val="20"/>
+        </w:rPr>
+        <w:t>coneix</w:t>
+      </w:r>
+      <w:proofErr w:type="spellEnd"/>
+      <w:r>
+        <w:rPr>
+          <w:rFonts w:ascii="Open Sans Light" w:eastAsia="Open Sans Light" w:hAnsi="Open Sans Light" w:cs="Open Sans Light"/>
+          <w:sz w:val="20"/>
+          <w:szCs w:val="20"/>
+        </w:rPr>
+        <w:t xml:space="preserve"> </w:t>
+      </w:r>
+      <w:proofErr w:type="spellStart"/>
+      <w:r>
+        <w:rPr>
+          <w:rFonts w:ascii="Open Sans Light" w:eastAsia="Open Sans Light" w:hAnsi="Open Sans Light" w:cs="Open Sans Light"/>
+          <w:sz w:val="20"/>
+          <w:szCs w:val="20"/>
+        </w:rPr>
+        <w:t>amb</w:t>
+      </w:r>
+      <w:proofErr w:type="spellEnd"/>
+      <w:r>
+        <w:rPr>
+          <w:rFonts w:ascii="Open Sans Light" w:eastAsia="Open Sans Light" w:hAnsi="Open Sans Light" w:cs="Open Sans Light"/>
+          <w:sz w:val="20"/>
+          <w:szCs w:val="20"/>
+        </w:rPr>
+        <w:t xml:space="preserve"> </w:t>
+      </w:r>
+      <w:proofErr w:type="spellStart"/>
+      <w:r>
+        <w:rPr>
+          <w:rFonts w:ascii="Open Sans Light" w:eastAsia="Open Sans Light" w:hAnsi="Open Sans Light" w:cs="Open Sans Light"/>
+          <w:sz w:val="20"/>
+          <w:szCs w:val="20"/>
+        </w:rPr>
+        <w:t>precisió</w:t>
+      </w:r>
+      <w:proofErr w:type="spellEnd"/>
+      <w:r>
+        <w:rPr>
+          <w:rFonts w:ascii="Open Sans Light" w:eastAsia="Open Sans Light" w:hAnsi="Open Sans Light" w:cs="Open Sans Light"/>
+          <w:sz w:val="20"/>
+          <w:szCs w:val="20"/>
+        </w:rPr>
+        <w:t xml:space="preserve"> la </w:t>
+      </w:r>
+      <w:proofErr w:type="spellStart"/>
+      <w:r>
+        <w:rPr>
+          <w:rFonts w:ascii="Open Sans Light" w:eastAsia="Open Sans Light" w:hAnsi="Open Sans Light" w:cs="Open Sans Light"/>
+          <w:sz w:val="20"/>
+          <w:szCs w:val="20"/>
+        </w:rPr>
+        <w:t>quantitat</w:t>
+      </w:r>
+      <w:proofErr w:type="spellEnd"/>
+      <w:r>
+        <w:rPr>
+          <w:rFonts w:ascii="Open Sans Light" w:eastAsia="Open Sans Light" w:hAnsi="Open Sans Light" w:cs="Open Sans Light"/>
+          <w:sz w:val="20"/>
+          <w:szCs w:val="20"/>
+        </w:rPr>
+        <w:t xml:space="preserve"> que </w:t>
+      </w:r>
+      <w:proofErr w:type="spellStart"/>
+      <w:r>
+        <w:rPr>
+          <w:rFonts w:ascii="Open Sans Light" w:eastAsia="Open Sans Light" w:hAnsi="Open Sans Light" w:cs="Open Sans Light"/>
+          <w:sz w:val="20"/>
+          <w:szCs w:val="20"/>
+        </w:rPr>
+        <w:t>suposa</w:t>
+      </w:r>
+      <w:proofErr w:type="spellEnd"/>
+      <w:r>
+        <w:rPr>
+          <w:rFonts w:ascii="Open Sans Light" w:eastAsia="Open Sans Light" w:hAnsi="Open Sans Light" w:cs="Open Sans Light"/>
+          <w:sz w:val="20"/>
+          <w:szCs w:val="20"/>
+        </w:rPr>
+        <w:t xml:space="preserve"> el </w:t>
+      </w:r>
+      <w:proofErr w:type="spellStart"/>
+      <w:r>
+        <w:rPr>
+          <w:rFonts w:ascii="Open Sans Light" w:eastAsia="Open Sans Light" w:hAnsi="Open Sans Light" w:cs="Open Sans Light"/>
+          <w:sz w:val="20"/>
+          <w:szCs w:val="20"/>
+        </w:rPr>
+        <w:t>servei</w:t>
+      </w:r>
+      <w:proofErr w:type="spellEnd"/>
+      <w:r>
+        <w:rPr>
+          <w:rFonts w:ascii="Open Sans Light" w:eastAsia="Open Sans Light" w:hAnsi="Open Sans Light" w:cs="Open Sans Light"/>
+          <w:sz w:val="20"/>
+          <w:szCs w:val="20"/>
+        </w:rPr>
+        <w:t xml:space="preserve"> o </w:t>
+      </w:r>
+      <w:proofErr w:type="spellStart"/>
+      <w:r>
+        <w:rPr>
+          <w:rFonts w:ascii="Open Sans Light" w:eastAsia="Open Sans Light" w:hAnsi="Open Sans Light" w:cs="Open Sans Light"/>
+          <w:sz w:val="20"/>
+          <w:szCs w:val="20"/>
+        </w:rPr>
+        <w:t>subministrament</w:t>
+      </w:r>
+      <w:proofErr w:type="spellEnd"/>
+      <w:r>
+        <w:rPr>
+          <w:rFonts w:ascii="Open Sans Light" w:eastAsia="Open Sans Light" w:hAnsi="Open Sans Light" w:cs="Open Sans Light"/>
+          <w:sz w:val="20"/>
+          <w:szCs w:val="20"/>
+        </w:rPr>
+        <w:t xml:space="preserve">, la persona que </w:t>
+      </w:r>
+      <w:proofErr w:type="spellStart"/>
+      <w:r>
+        <w:rPr>
+          <w:rFonts w:ascii="Open Sans Light" w:eastAsia="Open Sans Light" w:hAnsi="Open Sans Light" w:cs="Open Sans Light"/>
+          <w:sz w:val="20"/>
+          <w:szCs w:val="20"/>
+        </w:rPr>
+        <w:t>l'ha</w:t>
+      </w:r>
+      <w:proofErr w:type="spellEnd"/>
+      <w:r>
+        <w:rPr>
+          <w:rFonts w:ascii="Open Sans Light" w:eastAsia="Open Sans Light" w:hAnsi="Open Sans Light" w:cs="Open Sans Light"/>
+          <w:sz w:val="20"/>
+          <w:szCs w:val="20"/>
+        </w:rPr>
+        <w:t xml:space="preserve"> </w:t>
+      </w:r>
+      <w:proofErr w:type="spellStart"/>
+      <w:r>
+        <w:rPr>
+          <w:rFonts w:ascii="Open Sans Light" w:eastAsia="Open Sans Light" w:hAnsi="Open Sans Light" w:cs="Open Sans Light"/>
+          <w:sz w:val="20"/>
+          <w:szCs w:val="20"/>
+        </w:rPr>
+        <w:t>executat</w:t>
+      </w:r>
+      <w:proofErr w:type="spellEnd"/>
+      <w:r>
+        <w:rPr>
+          <w:rFonts w:ascii="Open Sans Light" w:eastAsia="Open Sans Light" w:hAnsi="Open Sans Light" w:cs="Open Sans Light"/>
+          <w:sz w:val="20"/>
+          <w:szCs w:val="20"/>
+        </w:rPr>
+        <w:t xml:space="preserve">, i ja es </w:t>
+      </w:r>
+      <w:proofErr w:type="spellStart"/>
+      <w:r>
+        <w:rPr>
+          <w:rFonts w:ascii="Open Sans Light" w:eastAsia="Open Sans Light" w:hAnsi="Open Sans Light" w:cs="Open Sans Light"/>
+          <w:sz w:val="20"/>
+          <w:szCs w:val="20"/>
+        </w:rPr>
+        <w:t>pot</w:t>
+      </w:r>
+      <w:proofErr w:type="spellEnd"/>
+      <w:r>
+        <w:rPr>
+          <w:rFonts w:ascii="Open Sans Light" w:eastAsia="Open Sans Light" w:hAnsi="Open Sans Light" w:cs="Open Sans Light"/>
+          <w:sz w:val="20"/>
+          <w:szCs w:val="20"/>
+        </w:rPr>
+        <w:t xml:space="preserve"> </w:t>
+      </w:r>
+      <w:proofErr w:type="spellStart"/>
+      <w:r>
+        <w:rPr>
+          <w:rFonts w:ascii="Open Sans Light" w:eastAsia="Open Sans Light" w:hAnsi="Open Sans Light" w:cs="Open Sans Light"/>
+          <w:sz w:val="20"/>
+          <w:szCs w:val="20"/>
+        </w:rPr>
+        <w:t>procedir</w:t>
+      </w:r>
+      <w:proofErr w:type="spellEnd"/>
+      <w:r>
+        <w:rPr>
+          <w:rFonts w:ascii="Open Sans Light" w:eastAsia="Open Sans Light" w:hAnsi="Open Sans Light" w:cs="Open Sans Light"/>
+          <w:sz w:val="20"/>
+          <w:szCs w:val="20"/>
+        </w:rPr>
+        <w:t xml:space="preserve"> al </w:t>
+      </w:r>
+      <w:proofErr w:type="spellStart"/>
+      <w:r>
+        <w:rPr>
+          <w:rFonts w:ascii="Open Sans Light" w:eastAsia="Open Sans Light" w:hAnsi="Open Sans Light" w:cs="Open Sans Light"/>
+          <w:sz w:val="20"/>
+          <w:szCs w:val="20"/>
+        </w:rPr>
+        <w:t>reconeixement</w:t>
+      </w:r>
+      <w:proofErr w:type="spellEnd"/>
+      <w:r>
+        <w:rPr>
+          <w:rFonts w:ascii="Open Sans Light" w:eastAsia="Open Sans Light" w:hAnsi="Open Sans Light" w:cs="Open Sans Light"/>
+          <w:sz w:val="20"/>
+          <w:szCs w:val="20"/>
+        </w:rPr>
+        <w:t xml:space="preserve"> i </w:t>
+      </w:r>
+      <w:proofErr w:type="spellStart"/>
+      <w:r>
+        <w:rPr>
+          <w:rFonts w:ascii="Open Sans Light" w:eastAsia="Open Sans Light" w:hAnsi="Open Sans Light" w:cs="Open Sans Light"/>
+          <w:sz w:val="20"/>
+          <w:szCs w:val="20"/>
+        </w:rPr>
+        <w:t>liquidació</w:t>
+      </w:r>
+      <w:proofErr w:type="spellEnd"/>
+      <w:r>
+        <w:rPr>
+          <w:rFonts w:ascii="Open Sans Light" w:eastAsia="Open Sans Light" w:hAnsi="Open Sans Light" w:cs="Open Sans Light"/>
+          <w:sz w:val="20"/>
+          <w:szCs w:val="20"/>
+        </w:rPr>
+        <w:t xml:space="preserve"> de </w:t>
+      </w:r>
+      <w:proofErr w:type="spellStart"/>
+      <w:r>
+        <w:rPr>
+          <w:rFonts w:ascii="Open Sans Light" w:eastAsia="Open Sans Light" w:hAnsi="Open Sans Light" w:cs="Open Sans Light"/>
+          <w:sz w:val="20"/>
+          <w:szCs w:val="20"/>
+        </w:rPr>
+        <w:t>l'obligació</w:t>
+      </w:r>
+      <w:proofErr w:type="spellEnd"/>
+      <w:r>
+        <w:rPr>
+          <w:rFonts w:ascii="Open Sans Light" w:eastAsia="Open Sans Light" w:hAnsi="Open Sans Light" w:cs="Open Sans Light"/>
+          <w:sz w:val="20"/>
+          <w:szCs w:val="20"/>
+        </w:rPr>
+        <w:t xml:space="preserve"> per </w:t>
+      </w:r>
+      <w:proofErr w:type="spellStart"/>
+      <w:r>
+        <w:rPr>
+          <w:rFonts w:ascii="Open Sans Light" w:eastAsia="Open Sans Light" w:hAnsi="Open Sans Light" w:cs="Open Sans Light"/>
+          <w:sz w:val="20"/>
+          <w:szCs w:val="20"/>
+        </w:rPr>
+        <w:t>disposar</w:t>
+      </w:r>
+      <w:proofErr w:type="spellEnd"/>
+      <w:r>
+        <w:rPr>
+          <w:rFonts w:ascii="Open Sans Light" w:eastAsia="Open Sans Light" w:hAnsi="Open Sans Light" w:cs="Open Sans Light"/>
+          <w:sz w:val="20"/>
+          <w:szCs w:val="20"/>
+        </w:rPr>
+        <w:t xml:space="preserve"> de la factura, es </w:t>
+      </w:r>
+      <w:proofErr w:type="spellStart"/>
+      <w:r>
+        <w:rPr>
+          <w:rFonts w:ascii="Open Sans Light" w:eastAsia="Open Sans Light" w:hAnsi="Open Sans Light" w:cs="Open Sans Light"/>
+          <w:sz w:val="20"/>
+          <w:szCs w:val="20"/>
+        </w:rPr>
+        <w:t>podran</w:t>
+      </w:r>
+      <w:proofErr w:type="spellEnd"/>
+      <w:r>
+        <w:rPr>
+          <w:rFonts w:ascii="Open Sans Light" w:eastAsia="Open Sans Light" w:hAnsi="Open Sans Light" w:cs="Open Sans Light"/>
+          <w:sz w:val="20"/>
+          <w:szCs w:val="20"/>
+        </w:rPr>
+        <w:t xml:space="preserve"> acumular les tres fases en un sol </w:t>
+      </w:r>
+      <w:proofErr w:type="spellStart"/>
+      <w:r>
+        <w:rPr>
+          <w:rFonts w:ascii="Open Sans Light" w:eastAsia="Open Sans Light" w:hAnsi="Open Sans Light" w:cs="Open Sans Light"/>
+          <w:sz w:val="20"/>
+          <w:szCs w:val="20"/>
+        </w:rPr>
+        <w:t>acte</w:t>
+      </w:r>
+      <w:proofErr w:type="spellEnd"/>
+      <w:r>
+        <w:rPr>
+          <w:rFonts w:ascii="Open Sans Light" w:eastAsia="Open Sans Light" w:hAnsi="Open Sans Light" w:cs="Open Sans Light"/>
+          <w:sz w:val="20"/>
+          <w:szCs w:val="20"/>
+        </w:rPr>
+        <w:t xml:space="preserve"> </w:t>
+      </w:r>
+      <w:proofErr w:type="spellStart"/>
+      <w:r>
+        <w:rPr>
+          <w:rFonts w:ascii="Open Sans Light" w:eastAsia="Open Sans Light" w:hAnsi="Open Sans Light" w:cs="Open Sans Light"/>
+          <w:sz w:val="20"/>
+          <w:szCs w:val="20"/>
+        </w:rPr>
+        <w:t>administratiu</w:t>
+      </w:r>
+      <w:proofErr w:type="spellEnd"/>
+      <w:r>
+        <w:rPr>
+          <w:rFonts w:ascii="Open Sans Light" w:eastAsia="Open Sans Light" w:hAnsi="Open Sans Light" w:cs="Open Sans Light"/>
+          <w:sz w:val="20"/>
+          <w:szCs w:val="20"/>
+        </w:rPr>
+        <w:t xml:space="preserve"> </w:t>
+      </w:r>
+      <w:proofErr w:type="spellStart"/>
+      <w:r>
+        <w:rPr>
+          <w:rFonts w:ascii="Open Sans Light" w:eastAsia="Open Sans Light" w:hAnsi="Open Sans Light" w:cs="Open Sans Light"/>
+          <w:sz w:val="20"/>
+          <w:szCs w:val="20"/>
+        </w:rPr>
+        <w:t>mitjançant</w:t>
+      </w:r>
+      <w:proofErr w:type="spellEnd"/>
+      <w:r>
+        <w:rPr>
+          <w:rFonts w:ascii="Open Sans Light" w:eastAsia="Open Sans Light" w:hAnsi="Open Sans Light" w:cs="Open Sans Light"/>
+          <w:sz w:val="20"/>
+          <w:szCs w:val="20"/>
+        </w:rPr>
+        <w:t xml:space="preserve"> el </w:t>
+      </w:r>
+      <w:proofErr w:type="spellStart"/>
+      <w:r>
+        <w:rPr>
+          <w:rFonts w:ascii="Open Sans Light" w:eastAsia="Open Sans Light" w:hAnsi="Open Sans Light" w:cs="Open Sans Light"/>
+          <w:sz w:val="20"/>
+          <w:szCs w:val="20"/>
+        </w:rPr>
+        <w:t>document</w:t>
+      </w:r>
+      <w:proofErr w:type="spellEnd"/>
+      <w:r>
+        <w:rPr>
+          <w:rFonts w:ascii="Open Sans Light" w:eastAsia="Open Sans Light" w:hAnsi="Open Sans Light" w:cs="Open Sans Light"/>
+          <w:sz w:val="20"/>
+          <w:szCs w:val="20"/>
+        </w:rPr>
+        <w:t xml:space="preserve"> </w:t>
+      </w:r>
+      <w:proofErr w:type="spellStart"/>
+      <w:r>
+        <w:rPr>
+          <w:rFonts w:ascii="Open Sans Light" w:eastAsia="Open Sans Light" w:hAnsi="Open Sans Light" w:cs="Open Sans Light"/>
+          <w:sz w:val="20"/>
+          <w:szCs w:val="20"/>
+        </w:rPr>
+        <w:t>comptable</w:t>
+      </w:r>
+      <w:proofErr w:type="spellEnd"/>
+      <w:r>
+        <w:rPr>
+          <w:rFonts w:ascii="Open Sans Light" w:eastAsia="Open Sans Light" w:hAnsi="Open Sans Light" w:cs="Open Sans Light"/>
+          <w:sz w:val="20"/>
+          <w:szCs w:val="20"/>
+        </w:rPr>
+        <w:t xml:space="preserve"> "ADO". </w:t>
+      </w:r>
+      <w:proofErr w:type="spellStart"/>
+      <w:r>
+        <w:rPr>
+          <w:rFonts w:ascii="Open Sans Light" w:eastAsia="Open Sans Light" w:hAnsi="Open Sans Light" w:cs="Open Sans Light"/>
+          <w:sz w:val="20"/>
+          <w:szCs w:val="20"/>
+        </w:rPr>
+        <w:t>Aquest</w:t>
+      </w:r>
+      <w:proofErr w:type="spellEnd"/>
+      <w:r>
+        <w:rPr>
+          <w:rFonts w:ascii="Open Sans Light" w:eastAsia="Open Sans Light" w:hAnsi="Open Sans Light" w:cs="Open Sans Light"/>
+          <w:sz w:val="20"/>
+          <w:szCs w:val="20"/>
+        </w:rPr>
+        <w:t xml:space="preserve"> </w:t>
+      </w:r>
+      <w:proofErr w:type="spellStart"/>
+      <w:r>
+        <w:rPr>
+          <w:rFonts w:ascii="Open Sans Light" w:eastAsia="Open Sans Light" w:hAnsi="Open Sans Light" w:cs="Open Sans Light"/>
+          <w:sz w:val="20"/>
+          <w:szCs w:val="20"/>
+        </w:rPr>
+        <w:t>document</w:t>
+      </w:r>
+      <w:proofErr w:type="spellEnd"/>
+      <w:r>
+        <w:rPr>
+          <w:rFonts w:ascii="Open Sans Light" w:eastAsia="Open Sans Light" w:hAnsi="Open Sans Light" w:cs="Open Sans Light"/>
+          <w:sz w:val="20"/>
+          <w:szCs w:val="20"/>
+        </w:rPr>
+        <w:t xml:space="preserve"> ADO es </w:t>
+      </w:r>
+      <w:proofErr w:type="spellStart"/>
+      <w:r>
+        <w:rPr>
+          <w:rFonts w:ascii="Open Sans Light" w:eastAsia="Open Sans Light" w:hAnsi="Open Sans Light" w:cs="Open Sans Light"/>
+          <w:sz w:val="20"/>
+          <w:szCs w:val="20"/>
+        </w:rPr>
+        <w:t>podrà</w:t>
+      </w:r>
+      <w:proofErr w:type="spellEnd"/>
+      <w:r>
+        <w:rPr>
+          <w:rFonts w:ascii="Open Sans Light" w:eastAsia="Open Sans Light" w:hAnsi="Open Sans Light" w:cs="Open Sans Light"/>
+          <w:sz w:val="20"/>
+          <w:szCs w:val="20"/>
+        </w:rPr>
+        <w:t xml:space="preserve"> tramitar en provisional. La </w:t>
+      </w:r>
+      <w:proofErr w:type="spellStart"/>
+      <w:r>
+        <w:rPr>
+          <w:rFonts w:ascii="Open Sans Light" w:eastAsia="Open Sans Light" w:hAnsi="Open Sans Light" w:cs="Open Sans Light"/>
+          <w:sz w:val="20"/>
+          <w:szCs w:val="20"/>
+        </w:rPr>
+        <w:t>Intervenció</w:t>
+      </w:r>
+      <w:proofErr w:type="spellEnd"/>
+      <w:r>
+        <w:rPr>
+          <w:rFonts w:ascii="Open Sans Light" w:eastAsia="Open Sans Light" w:hAnsi="Open Sans Light" w:cs="Open Sans Light"/>
+          <w:sz w:val="20"/>
+          <w:szCs w:val="20"/>
+        </w:rPr>
+        <w:t xml:space="preserve"> </w:t>
+      </w:r>
+      <w:proofErr w:type="spellStart"/>
+      <w:r>
+        <w:rPr>
+          <w:rFonts w:ascii="Open Sans Light" w:eastAsia="Open Sans Light" w:hAnsi="Open Sans Light" w:cs="Open Sans Light"/>
+          <w:sz w:val="20"/>
+          <w:szCs w:val="20"/>
+        </w:rPr>
+        <w:t>validarà</w:t>
+      </w:r>
+      <w:proofErr w:type="spellEnd"/>
+      <w:r>
+        <w:rPr>
+          <w:rFonts w:ascii="Open Sans Light" w:eastAsia="Open Sans Light" w:hAnsi="Open Sans Light" w:cs="Open Sans Light"/>
+          <w:sz w:val="20"/>
+          <w:szCs w:val="20"/>
+        </w:rPr>
+        <w:t xml:space="preserve"> </w:t>
+      </w:r>
+      <w:proofErr w:type="spellStart"/>
+      <w:r>
+        <w:rPr>
+          <w:rFonts w:ascii="Open Sans Light" w:eastAsia="Open Sans Light" w:hAnsi="Open Sans Light" w:cs="Open Sans Light"/>
+          <w:sz w:val="20"/>
+          <w:szCs w:val="20"/>
+        </w:rPr>
+        <w:t>aquestes</w:t>
+      </w:r>
+      <w:proofErr w:type="spellEnd"/>
+      <w:r>
+        <w:rPr>
+          <w:rFonts w:ascii="Open Sans Light" w:eastAsia="Open Sans Light" w:hAnsi="Open Sans Light" w:cs="Open Sans Light"/>
+          <w:sz w:val="20"/>
+          <w:szCs w:val="20"/>
+        </w:rPr>
+        <w:t xml:space="preserve"> </w:t>
+      </w:r>
+      <w:proofErr w:type="spellStart"/>
+      <w:r>
+        <w:rPr>
+          <w:rFonts w:ascii="Open Sans Light" w:eastAsia="Open Sans Light" w:hAnsi="Open Sans Light" w:cs="Open Sans Light"/>
+          <w:sz w:val="20"/>
+          <w:szCs w:val="20"/>
+        </w:rPr>
+        <w:t>propostes</w:t>
+      </w:r>
+      <w:proofErr w:type="spellEnd"/>
+      <w:r>
+        <w:rPr>
+          <w:rFonts w:ascii="Open Sans Light" w:eastAsia="Open Sans Light" w:hAnsi="Open Sans Light" w:cs="Open Sans Light"/>
+          <w:sz w:val="20"/>
+          <w:szCs w:val="20"/>
+        </w:rPr>
+        <w:t xml:space="preserve"> </w:t>
+      </w:r>
+      <w:proofErr w:type="spellStart"/>
+      <w:r>
+        <w:rPr>
+          <w:rFonts w:ascii="Open Sans Light" w:eastAsia="Open Sans Light" w:hAnsi="Open Sans Light" w:cs="Open Sans Light"/>
+          <w:sz w:val="20"/>
+          <w:szCs w:val="20"/>
+        </w:rPr>
+        <w:t>prèvia</w:t>
+      </w:r>
+      <w:proofErr w:type="spellEnd"/>
+      <w:r>
+        <w:rPr>
+          <w:rFonts w:ascii="Open Sans Light" w:eastAsia="Open Sans Light" w:hAnsi="Open Sans Light" w:cs="Open Sans Light"/>
+          <w:sz w:val="20"/>
+          <w:szCs w:val="20"/>
+        </w:rPr>
+        <w:t xml:space="preserve"> </w:t>
+      </w:r>
+      <w:proofErr w:type="spellStart"/>
+      <w:r>
+        <w:rPr>
+          <w:rFonts w:ascii="Open Sans Light" w:eastAsia="Open Sans Light" w:hAnsi="Open Sans Light" w:cs="Open Sans Light"/>
+          <w:sz w:val="20"/>
+          <w:szCs w:val="20"/>
+        </w:rPr>
+        <w:t>comprovació</w:t>
+      </w:r>
+      <w:proofErr w:type="spellEnd"/>
+      <w:r>
+        <w:rPr>
+          <w:rFonts w:ascii="Open Sans Light" w:eastAsia="Open Sans Light" w:hAnsi="Open Sans Light" w:cs="Open Sans Light"/>
+          <w:sz w:val="20"/>
+          <w:szCs w:val="20"/>
+        </w:rPr>
+        <w:t xml:space="preserve"> que </w:t>
+      </w:r>
+      <w:proofErr w:type="spellStart"/>
+      <w:r>
+        <w:rPr>
+          <w:rFonts w:ascii="Open Sans Light" w:eastAsia="Open Sans Light" w:hAnsi="Open Sans Light" w:cs="Open Sans Light"/>
+          <w:sz w:val="20"/>
+          <w:szCs w:val="20"/>
+        </w:rPr>
+        <w:t>existeix</w:t>
+      </w:r>
+      <w:proofErr w:type="spellEnd"/>
+      <w:r>
+        <w:rPr>
+          <w:rFonts w:ascii="Open Sans Light" w:eastAsia="Open Sans Light" w:hAnsi="Open Sans Light" w:cs="Open Sans Light"/>
+          <w:sz w:val="20"/>
+          <w:szCs w:val="20"/>
+        </w:rPr>
+        <w:t xml:space="preserve"> </w:t>
+      </w:r>
+      <w:proofErr w:type="spellStart"/>
+      <w:r>
+        <w:rPr>
+          <w:rFonts w:ascii="Open Sans Light" w:eastAsia="Open Sans Light" w:hAnsi="Open Sans Light" w:cs="Open Sans Light"/>
+          <w:sz w:val="20"/>
+          <w:szCs w:val="20"/>
+        </w:rPr>
+        <w:t>intervenció</w:t>
+      </w:r>
+      <w:proofErr w:type="spellEnd"/>
+      <w:r>
+        <w:rPr>
+          <w:rFonts w:ascii="Open Sans Light" w:eastAsia="Open Sans Light" w:hAnsi="Open Sans Light" w:cs="Open Sans Light"/>
+          <w:sz w:val="20"/>
+          <w:szCs w:val="20"/>
+        </w:rPr>
+        <w:t xml:space="preserve"> </w:t>
+      </w:r>
+      <w:proofErr w:type="spellStart"/>
+      <w:r>
+        <w:rPr>
+          <w:rFonts w:ascii="Open Sans Light" w:eastAsia="Open Sans Light" w:hAnsi="Open Sans Light" w:cs="Open Sans Light"/>
+          <w:sz w:val="20"/>
+          <w:szCs w:val="20"/>
+        </w:rPr>
+        <w:t>prèvia</w:t>
+      </w:r>
+      <w:proofErr w:type="spellEnd"/>
+      <w:r>
+        <w:rPr>
+          <w:rFonts w:ascii="Open Sans Light" w:eastAsia="Open Sans Light" w:hAnsi="Open Sans Light" w:cs="Open Sans Light"/>
+          <w:sz w:val="20"/>
+          <w:szCs w:val="20"/>
+        </w:rPr>
+        <w:t xml:space="preserve"> favorable de </w:t>
+      </w:r>
+      <w:proofErr w:type="spellStart"/>
+      <w:r>
+        <w:rPr>
+          <w:rFonts w:ascii="Open Sans Light" w:eastAsia="Open Sans Light" w:hAnsi="Open Sans Light" w:cs="Open Sans Light"/>
+          <w:sz w:val="20"/>
+          <w:szCs w:val="20"/>
+        </w:rPr>
+        <w:t>l'acte</w:t>
+      </w:r>
+      <w:proofErr w:type="spellEnd"/>
+      <w:r>
+        <w:rPr>
+          <w:rFonts w:ascii="Open Sans Light" w:eastAsia="Open Sans Light" w:hAnsi="Open Sans Light" w:cs="Open Sans Light"/>
+          <w:sz w:val="20"/>
+          <w:szCs w:val="20"/>
+        </w:rPr>
+        <w:t xml:space="preserve"> que conté el </w:t>
+      </w:r>
+      <w:proofErr w:type="spellStart"/>
+      <w:r>
+        <w:rPr>
+          <w:rFonts w:ascii="Open Sans Light" w:eastAsia="Open Sans Light" w:hAnsi="Open Sans Light" w:cs="Open Sans Light"/>
+          <w:sz w:val="20"/>
+          <w:szCs w:val="20"/>
+        </w:rPr>
+        <w:t>reconeixement</w:t>
+      </w:r>
+      <w:proofErr w:type="spellEnd"/>
+      <w:r>
+        <w:rPr>
+          <w:rFonts w:ascii="Open Sans Light" w:eastAsia="Open Sans Light" w:hAnsi="Open Sans Light" w:cs="Open Sans Light"/>
+          <w:sz w:val="20"/>
+          <w:szCs w:val="20"/>
+        </w:rPr>
+        <w:t xml:space="preserve"> </w:t>
+      </w:r>
+      <w:proofErr w:type="spellStart"/>
+      <w:r>
+        <w:rPr>
+          <w:rFonts w:ascii="Open Sans Light" w:eastAsia="Open Sans Light" w:hAnsi="Open Sans Light" w:cs="Open Sans Light"/>
+          <w:sz w:val="20"/>
+          <w:szCs w:val="20"/>
+        </w:rPr>
+        <w:t>d'obligacions</w:t>
+      </w:r>
+      <w:proofErr w:type="spellEnd"/>
+      <w:r>
+        <w:rPr>
+          <w:rFonts w:ascii="Open Sans Light" w:eastAsia="Open Sans Light" w:hAnsi="Open Sans Light" w:cs="Open Sans Light"/>
+          <w:sz w:val="20"/>
+          <w:szCs w:val="20"/>
+        </w:rPr>
+        <w:t>.</w:t>
       </w:r>
     </w:p>
     <w:p>
@@ -3574,7 +5330,6 @@
   <w:style w:type="character" w:default="1" w:styleId="Fuentedeprrafopredeter">
     <w:name w:val="Default Paragraph Font"/>
     <w:uiPriority w:val="1"/>
-    <w:semiHidden/>
     <w:unhideWhenUsed/>
   </w:style>
   <w:style w:type="table" w:default="1" w:styleId="Tablanormal">
@@ -3918,17 +5673,6 @@
 </file>
 
 <file path=customXml/item1.xml><?xml version="1.0" encoding="utf-8"?>
-<p:properties xmlns:p="http://schemas.microsoft.com/office/2006/metadata/properties" xmlns:xsi="http://www.w3.org/2001/XMLSchema-instance" xmlns:pc="http://schemas.microsoft.com/office/infopath/2007/PartnerControls">
-  <documentManagement>
-    <TaxCatchAll xmlns="108d9c73-5d46-4471-9bd8-029f5de3680f" xsi:nil="true"/>
-    <lcf76f155ced4ddcb4097134ff3c332f xmlns="74cf42d7-5302-4f1c-a14a-4e00bba5b2a8">
-      <Terms xmlns="http://schemas.microsoft.com/office/infopath/2007/PartnerControls"/>
-    </lcf76f155ced4ddcb4097134ff3c332f>
-  </documentManagement>
-</p:properties>
-</file>
-
-<file path=customXml/item2.xml><?xml version="1.0" encoding="utf-8"?>
 <ct:contentTypeSchema xmlns:ct="http://schemas.microsoft.com/office/2006/metadata/contentType" xmlns:ma="http://schemas.microsoft.com/office/2006/metadata/properties/metaAttributes" ct:_="" ma:_="" ma:contentTypeName="Documento" ma:contentTypeID="0x010100BEA9B1C7EBF6D3438CD7ED5E9E199432" ma:contentTypeVersion="14" ma:contentTypeDescription="Crear nuevo documento." ma:contentTypeScope="" ma:versionID="2e283e6bc3a5fbbefccc32c5f809dde4">
   <xsd:schema xmlns:xsd="http://www.w3.org/2001/XMLSchema" xmlns:xs="http://www.w3.org/2001/XMLSchema" xmlns:p="http://schemas.microsoft.com/office/2006/metadata/properties" xmlns:ns2="74cf42d7-5302-4f1c-a14a-4e00bba5b2a8" xmlns:ns3="108d9c73-5d46-4471-9bd8-029f5de3680f" targetNamespace="http://schemas.microsoft.com/office/2006/metadata/properties" ma:root="true" ma:fieldsID="670afdc93dcbe6e64409644886b33f83" ns2:_="" ns3:_="">
     <xsd:import namespace="74cf42d7-5302-4f1c-a14a-4e00bba5b2a8"/>
@@ -4157,6 +5901,17 @@
 </ct:contentTypeSchema>
 </file>
 
+<file path=customXml/item2.xml><?xml version="1.0" encoding="utf-8"?>
+<p:properties xmlns:p="http://schemas.microsoft.com/office/2006/metadata/properties" xmlns:xsi="http://www.w3.org/2001/XMLSchema-instance" xmlns:pc="http://schemas.microsoft.com/office/infopath/2007/PartnerControls">
+  <documentManagement>
+    <TaxCatchAll xmlns="108d9c73-5d46-4471-9bd8-029f5de3680f" xsi:nil="true"/>
+    <lcf76f155ced4ddcb4097134ff3c332f xmlns="74cf42d7-5302-4f1c-a14a-4e00bba5b2a8">
+      <Terms xmlns="http://schemas.microsoft.com/office/infopath/2007/PartnerControls"/>
+    </lcf76f155ced4ddcb4097134ff3c332f>
+  </documentManagement>
+</p:properties>
+</file>
+
 <file path=customXml/item3.xml><?xml version="1.0" encoding="utf-8"?>
 <?mso-contentType ?>
 <FormTemplates xmlns="http://schemas.microsoft.com/sharepoint/v3/contenttype/forms">
@@ -4171,17 +5926,6 @@
 </file>
 
 <file path=customXml/itemProps1.xml><?xml version="1.0" encoding="utf-8"?>
-<ds:datastoreItem xmlns:ds="http://schemas.openxmlformats.org/officeDocument/2006/customXml" ds:itemID="{EF14DB54-CEC9-47B5-A13D-53C8A329E037}">
-  <ds:schemaRefs>
-    <ds:schemaRef ds:uri="http://schemas.microsoft.com/office/2006/metadata/properties"/>
-    <ds:schemaRef ds:uri="http://schemas.microsoft.com/office/infopath/2007/PartnerControls"/>
-    <ds:schemaRef ds:uri="108d9c73-5d46-4471-9bd8-029f5de3680f"/>
-    <ds:schemaRef ds:uri="74cf42d7-5302-4f1c-a14a-4e00bba5b2a8"/>
-  </ds:schemaRefs>
-</ds:datastoreItem>
-</file>
-
-<file path=customXml/itemProps2.xml><?xml version="1.0" encoding="utf-8"?>
 <ds:datastoreItem xmlns:ds="http://schemas.openxmlformats.org/officeDocument/2006/customXml" ds:itemID="{02882DF2-B128-4C90-8FFD-571E4B92AFFE}">
   <ds:schemaRefs>
     <ds:schemaRef ds:uri="http://schemas.microsoft.com/office/2006/metadata/contentType"/>
@@ -4200,6 +5944,17 @@
 </ds:datastoreItem>
 </file>
 
+<file path=customXml/itemProps2.xml><?xml version="1.0" encoding="utf-8"?>
+<ds:datastoreItem xmlns:ds="http://schemas.openxmlformats.org/officeDocument/2006/customXml" ds:itemID="{EF14DB54-CEC9-47B5-A13D-53C8A329E037}">
+  <ds:schemaRefs>
+    <ds:schemaRef ds:uri="http://schemas.microsoft.com/office/2006/metadata/properties"/>
+    <ds:schemaRef ds:uri="http://schemas.microsoft.com/office/infopath/2007/PartnerControls"/>
+    <ds:schemaRef ds:uri="108d9c73-5d46-4471-9bd8-029f5de3680f"/>
+    <ds:schemaRef ds:uri="74cf42d7-5302-4f1c-a14a-4e00bba5b2a8"/>
+  </ds:schemaRefs>
+</ds:datastoreItem>
+</file>
+
 <file path=customXml/itemProps3.xml><?xml version="1.0" encoding="utf-8"?>
 <ds:datastoreItem xmlns:ds="http://schemas.openxmlformats.org/officeDocument/2006/customXml" ds:itemID="{150801C8-2C01-424E-BC6C-56C9B08C462E}">
   <ds:schemaRefs>
@@ -4209,7 +5964,7 @@
 </file>
 
 <file path=customXml/itemProps4.xml><?xml version="1.0" encoding="utf-8"?>
-<ds:datastoreItem xmlns:ds="http://schemas.openxmlformats.org/officeDocument/2006/customXml" ds:itemID="{09F81EE7-FD6A-498B-B7E9-7C7635C7396D}">
+<ds:datastoreItem xmlns:ds="http://schemas.openxmlformats.org/officeDocument/2006/customXml" ds:itemID="{9EA5EBA4-0550-4900-B09B-1CFAF18DABE1}">
   <ds:schemaRefs>
     <ds:schemaRef ds:uri="http://schemas.openxmlformats.org/officeDocument/2006/bibliography"/>
   </ds:schemaRefs>
